--- a/docs/MANUAL_DOCENTE.docx
+++ b/docs/MANUAL_DOCENTE.docx
@@ -3319,7 +3319,7 @@
         <w:t xml:space="preserve">Importante:</w:t>
       </w:r>
       <w:r>
-        <w:t xml:space="preserve"> Sin foto de evidencia, el código NUNCA se validará. La foto es obligatoria.</w:t>
+        <w:t xml:space="preserve"> La foto es opcional pero recomendada como evidencia del reto. Si no tienen cámara o permisos, pueden escribir directamente el código.</w:t>
       </w:r>
     </w:p>
     <w:p>

--- a/docs/MANUAL_DOCENTE.docx
+++ b/docs/MANUAL_DOCENTE.docx
@@ -9,6 +9,7 @@
       </w:pPr>
       <w:r>
         <w:rPr>
+          <w:rFonts w:ascii="Aptos" w:hAnsi="Aptos" w:eastAsia="Aptos"/>
           <w:b/>
           <w:bCs/>
           <w:color w:val="12304F"/>
@@ -24,9 +25,11 @@
       </w:pPr>
       <w:r>
         <w:rPr>
+          <w:rFonts w:ascii="Aptos" w:hAnsi="Aptos" w:eastAsia="Aptos"/>
           <w:b/>
           <w:bCs/>
           <w:color w:val="12304F"/>
+          <w:sz w:val="21"/>
         </w:rPr>
         <w:t xml:space="preserve">Manual del Docente — ANTIVIRUS ADN</w:t>
       </w:r>
@@ -37,15 +40,21 @@
       </w:pPr>
       <w:r>
         <w:rPr>
+          <w:rFonts w:ascii="Aptos" w:hAnsi="Aptos" w:eastAsia="Aptos"/>
           <w:b/>
           <w:bCs/>
           <w:color w:val="22D3EE"/>
+          <w:sz w:val="21"/>
         </w:rPr>
         <w:t xml:space="preserve">Identidad en Cristo</w:t>
       </w:r>
     </w:p>
     <w:p>
       <w:r>
+        <w:rPr>
+          <w:rFonts w:ascii="Aptos" w:hAnsi="Aptos" w:eastAsia="Aptos"/>
+          <w:sz w:val="21"/>
+        </w:rPr>
         <w:t xml:space="preserve">Guía completa para dirigir la actividad con tus estudiantes.</w:t>
       </w:r>
     </w:p>
@@ -63,39 +72,57 @@
       </w:pPr>
       <w:r>
         <w:rPr>
+          <w:rFonts w:ascii="Aptos" w:hAnsi="Aptos" w:eastAsia="Aptos"/>
           <w:b/>
           <w:bCs/>
           <w:color w:val="22D3EE"/>
+          <w:sz w:val="21"/>
         </w:rPr>
         <w:t xml:space="preserve">1. ¿Qué es ANTIVIRUS ADN?</w:t>
       </w:r>
     </w:p>
     <w:p>
       <w:r>
+        <w:rPr>
+          <w:rFonts w:ascii="Aptos" w:hAnsi="Aptos" w:eastAsia="Aptos"/>
+          <w:sz w:val="21"/>
+        </w:rPr>
         <w:t xml:space="preserve">Es una actividad interactiva que usa un videojuego en el navegador para enseñar a los jóvenes (11-14 años) que su identidad está en Cristo, no en las comparaciones, redes sociales o opiniones ajenas.</w:t>
       </w:r>
     </w:p>
     <w:p>
       <w:r>
         <w:rPr>
-          <w:b/>
-          <w:bCs/>
+          <w:rFonts w:ascii="Aptos" w:hAnsi="Aptos" w:eastAsia="Aptos"/>
+          <w:b/>
+          <w:bCs/>
+          <w:sz w:val="21"/>
         </w:rPr>
         <w:t xml:space="preserve">La metáfora:</w:t>
       </w:r>
       <w:r>
+        <w:rPr>
+          <w:rFonts w:ascii="Aptos" w:hAnsi="Aptos" w:eastAsia="Aptos"/>
+          <w:sz w:val="21"/>
+        </w:rPr>
         <w:t xml:space="preserve"> Un virus llamado "COMPARACIÓN" ha infectado el ADN de identidad. Los estudiantes deben hackearlo en 6 niveles, completar retos físicos y recuperar su verdadero código de identidad.</w:t>
       </w:r>
     </w:p>
     <w:p>
       <w:r>
         <w:rPr>
-          <w:b/>
-          <w:bCs/>
+          <w:rFonts w:ascii="Aptos" w:hAnsi="Aptos" w:eastAsia="Aptos"/>
+          <w:b/>
+          <w:bCs/>
+          <w:sz w:val="21"/>
         </w:rPr>
         <w:t xml:space="preserve">Lo que aprenden:</w:t>
       </w:r>
       <w:r>
+        <w:rPr>
+          <w:rFonts w:ascii="Aptos" w:hAnsi="Aptos" w:eastAsia="Aptos"/>
+          <w:sz w:val="21"/>
+        </w:rPr>
         <w:t xml:space="preserve"> Cada nivel desbloquea una pieza de la armadura de Dios (Efesios 6) y una verdad bíblica sobre quiénes son.</w:t>
       </w:r>
     </w:p>
@@ -113,9 +140,11 @@
       </w:pPr>
       <w:r>
         <w:rPr>
+          <w:rFonts w:ascii="Aptos" w:hAnsi="Aptos" w:eastAsia="Aptos"/>
           <w:b/>
           <w:bCs/>
           <w:color w:val="22D3EE"/>
+          <w:sz w:val="21"/>
         </w:rPr>
         <w:t xml:space="preserve">2. Objetivos</w:t>
       </w:r>
@@ -129,6 +158,10 @@
         </w:numPr>
       </w:pPr>
       <w:r>
+        <w:rPr>
+          <w:rFonts w:ascii="Aptos" w:hAnsi="Aptos" w:eastAsia="Aptos"/>
+          <w:sz w:val="21"/>
+        </w:rPr>
         <w:t xml:space="preserve">Reconocer las mentiras que la comparación nos dice sobre nosotros mismos.</w:t>
       </w:r>
     </w:p>
@@ -141,6 +174,10 @@
         </w:numPr>
       </w:pPr>
       <w:r>
+        <w:rPr>
+          <w:rFonts w:ascii="Aptos" w:hAnsi="Aptos" w:eastAsia="Aptos"/>
+          <w:sz w:val="21"/>
+        </w:rPr>
         <w:t xml:space="preserve">Descubrir la identidad que Dios les dio: amados, escogidos, perdonados, con propósito.</w:t>
       </w:r>
     </w:p>
@@ -153,6 +190,10 @@
         </w:numPr>
       </w:pPr>
       <w:r>
+        <w:rPr>
+          <w:rFonts w:ascii="Aptos" w:hAnsi="Aptos" w:eastAsia="Aptos"/>
+          <w:sz w:val="21"/>
+        </w:rPr>
         <w:t xml:space="preserve">Conocer la armadura de Dios (Efesios 6:10-18) de forma práctica.</w:t>
       </w:r>
     </w:p>
@@ -165,6 +206,10 @@
         </w:numPr>
       </w:pPr>
       <w:r>
+        <w:rPr>
+          <w:rFonts w:ascii="Aptos" w:hAnsi="Aptos" w:eastAsia="Aptos"/>
+          <w:sz w:val="21"/>
+        </w:rPr>
         <w:t xml:space="preserve">Fortalecer la autoestima desde la Palabra, no desde el mundo.</w:t>
       </w:r>
     </w:p>
@@ -182,9 +227,11 @@
       </w:pPr>
       <w:r>
         <w:rPr>
+          <w:rFonts w:ascii="Aptos" w:hAnsi="Aptos" w:eastAsia="Aptos"/>
           <w:b/>
           <w:bCs/>
           <w:color w:val="22D3EE"/>
+          <w:sz w:val="21"/>
         </w:rPr>
         <w:t xml:space="preserve">3. Materiales Necesarios</w:t>
       </w:r>
@@ -195,9 +242,11 @@
       </w:pPr>
       <w:r>
         <w:rPr>
+          <w:rFonts w:ascii="Aptos" w:hAnsi="Aptos" w:eastAsia="Aptos"/>
           <w:b/>
           <w:bCs/>
           <w:color w:val="34E39B"/>
+          <w:sz w:val="21"/>
         </w:rPr>
         <w:t xml:space="preserve">Tecnológicos</w:t>
       </w:r>
@@ -226,6 +275,7 @@
           <w:p>
             <w:r>
               <w:rPr>
+                <w:rFonts w:ascii="Aptos" w:hAnsi="Aptos" w:eastAsia="Aptos"/>
                 <w:b/>
                 <w:bCs/>
                 <w:color w:val="FFFFFF"/>
@@ -243,6 +293,7 @@
           <w:p>
             <w:r>
               <w:rPr>
+                <w:rFonts w:ascii="Aptos" w:hAnsi="Aptos" w:eastAsia="Aptos"/>
                 <w:b/>
                 <w:bCs/>
                 <w:color w:val="FFFFFF"/>
@@ -259,6 +310,7 @@
           <w:p>
             <w:r>
               <w:rPr>
+                <w:rFonts w:ascii="Aptos" w:hAnsi="Aptos" w:eastAsia="Aptos"/>
                 <w:b w:val="false"/>
                 <w:bCs w:val="false"/>
                 <w:color w:val="333333"/>
@@ -273,6 +325,7 @@
           <w:p>
             <w:r>
               <w:rPr>
+                <w:rFonts w:ascii="Aptos" w:hAnsi="Aptos" w:eastAsia="Aptos"/>
                 <w:b w:val="false"/>
                 <w:bCs w:val="false"/>
                 <w:color w:val="333333"/>
@@ -292,6 +345,7 @@
           <w:p>
             <w:r>
               <w:rPr>
+                <w:rFonts w:ascii="Aptos" w:hAnsi="Aptos" w:eastAsia="Aptos"/>
                 <w:b w:val="false"/>
                 <w:bCs w:val="false"/>
                 <w:color w:val="333333"/>
@@ -309,6 +363,7 @@
           <w:p>
             <w:r>
               <w:rPr>
+                <w:rFonts w:ascii="Aptos" w:hAnsi="Aptos" w:eastAsia="Aptos"/>
                 <w:b w:val="false"/>
                 <w:bCs w:val="false"/>
                 <w:color w:val="333333"/>
@@ -325,6 +380,7 @@
           <w:p>
             <w:r>
               <w:rPr>
+                <w:rFonts w:ascii="Aptos" w:hAnsi="Aptos" w:eastAsia="Aptos"/>
                 <w:b w:val="false"/>
                 <w:bCs w:val="false"/>
                 <w:color w:val="333333"/>
@@ -339,6 +395,7 @@
           <w:p>
             <w:r>
               <w:rPr>
+                <w:rFonts w:ascii="Aptos" w:hAnsi="Aptos" w:eastAsia="Aptos"/>
                 <w:b w:val="false"/>
                 <w:bCs w:val="false"/>
                 <w:color w:val="333333"/>
@@ -358,6 +415,7 @@
           <w:p>
             <w:r>
               <w:rPr>
+                <w:rFonts w:ascii="Aptos" w:hAnsi="Aptos" w:eastAsia="Aptos"/>
                 <w:b w:val="false"/>
                 <w:bCs w:val="false"/>
                 <w:color w:val="333333"/>
@@ -375,6 +433,7 @@
           <w:p>
             <w:r>
               <w:rPr>
+                <w:rFonts w:ascii="Aptos" w:hAnsi="Aptos" w:eastAsia="Aptos"/>
                 <w:b w:val="false"/>
                 <w:bCs w:val="false"/>
                 <w:color w:val="333333"/>
@@ -391,6 +450,7 @@
           <w:p>
             <w:r>
               <w:rPr>
+                <w:rFonts w:ascii="Aptos" w:hAnsi="Aptos" w:eastAsia="Aptos"/>
                 <w:b w:val="false"/>
                 <w:bCs w:val="false"/>
                 <w:color w:val="333333"/>
@@ -405,6 +465,7 @@
           <w:p>
             <w:r>
               <w:rPr>
+                <w:rFonts w:ascii="Aptos" w:hAnsi="Aptos" w:eastAsia="Aptos"/>
                 <w:b w:val="false"/>
                 <w:bCs w:val="false"/>
                 <w:color w:val="333333"/>
@@ -423,25 +484,37 @@
       </w:pPr>
       <w:r>
         <w:rPr>
+          <w:rFonts w:ascii="Aptos" w:hAnsi="Aptos" w:eastAsia="Aptos"/>
           <w:b/>
           <w:bCs/>
           <w:color w:val="34E39B"/>
+          <w:sz w:val="21"/>
         </w:rPr>
         <w:t xml:space="preserve">Impresos — Nivel 1: CONTRASEÑA</w:t>
       </w:r>
     </w:p>
     <w:p>
       <w:r>
+        <w:rPr>
+          <w:rFonts w:ascii="Aptos" w:hAnsi="Aptos" w:eastAsia="Aptos"/>
+          <w:sz w:val="21"/>
+        </w:rPr>
         <w:t xml:space="preserve">Imprime 8 tarjetas con las frases. Escribe los números </w:t>
       </w:r>
       <w:r>
         <w:rPr>
-          <w:b/>
-          <w:bCs/>
+          <w:rFonts w:ascii="Aptos" w:hAnsi="Aptos" w:eastAsia="Aptos"/>
+          <w:b/>
+          <w:bCs/>
+          <w:sz w:val="21"/>
         </w:rPr>
         <w:t xml:space="preserve">al respaldo</w:t>
       </w:r>
       <w:r>
+        <w:rPr>
+          <w:rFonts w:ascii="Aptos" w:hAnsi="Aptos" w:eastAsia="Aptos"/>
+          <w:sz w:val="21"/>
+        </w:rPr>
         <w:t xml:space="preserve"> solo de las tarjetas que son MENTIRAS:</w:t>
       </w:r>
     </w:p>
@@ -470,6 +543,7 @@
           <w:p>
             <w:r>
               <w:rPr>
+                <w:rFonts w:ascii="Aptos" w:hAnsi="Aptos" w:eastAsia="Aptos"/>
                 <w:b/>
                 <w:bCs/>
                 <w:color w:val="FFFFFF"/>
@@ -487,6 +561,7 @@
           <w:p>
             <w:r>
               <w:rPr>
+                <w:rFonts w:ascii="Aptos" w:hAnsi="Aptos" w:eastAsia="Aptos"/>
                 <w:b/>
                 <w:bCs/>
                 <w:color w:val="FFFFFF"/>
@@ -504,6 +579,7 @@
           <w:p>
             <w:r>
               <w:rPr>
+                <w:rFonts w:ascii="Aptos" w:hAnsi="Aptos" w:eastAsia="Aptos"/>
                 <w:b/>
                 <w:bCs/>
                 <w:color w:val="FFFFFF"/>
@@ -520,6 +596,7 @@
           <w:p>
             <w:r>
               <w:rPr>
+                <w:rFonts w:ascii="Aptos" w:hAnsi="Aptos" w:eastAsia="Aptos"/>
                 <w:b w:val="false"/>
                 <w:bCs w:val="false"/>
                 <w:color w:val="333333"/>
@@ -534,6 +611,7 @@
           <w:p>
             <w:r>
               <w:rPr>
+                <w:rFonts w:ascii="Aptos" w:hAnsi="Aptos" w:eastAsia="Aptos"/>
                 <w:b w:val="false"/>
                 <w:bCs w:val="false"/>
                 <w:color w:val="333333"/>
@@ -548,6 +626,7 @@
           <w:p>
             <w:r>
               <w:rPr>
+                <w:rFonts w:ascii="Aptos" w:hAnsi="Aptos" w:eastAsia="Aptos"/>
                 <w:b w:val="false"/>
                 <w:bCs w:val="false"/>
                 <w:color w:val="333333"/>
@@ -567,6 +646,7 @@
           <w:p>
             <w:r>
               <w:rPr>
+                <w:rFonts w:ascii="Aptos" w:hAnsi="Aptos" w:eastAsia="Aptos"/>
                 <w:b w:val="false"/>
                 <w:bCs w:val="false"/>
                 <w:color w:val="333333"/>
@@ -584,6 +664,7 @@
           <w:p>
             <w:r>
               <w:rPr>
+                <w:rFonts w:ascii="Aptos" w:hAnsi="Aptos" w:eastAsia="Aptos"/>
                 <w:b w:val="false"/>
                 <w:bCs w:val="false"/>
                 <w:color w:val="333333"/>
@@ -601,6 +682,7 @@
           <w:p>
             <w:r>
               <w:rPr>
+                <w:rFonts w:ascii="Aptos" w:hAnsi="Aptos" w:eastAsia="Aptos"/>
                 <w:b w:val="false"/>
                 <w:bCs w:val="false"/>
                 <w:color w:val="333333"/>
@@ -617,6 +699,7 @@
           <w:p>
             <w:r>
               <w:rPr>
+                <w:rFonts w:ascii="Aptos" w:hAnsi="Aptos" w:eastAsia="Aptos"/>
                 <w:b w:val="false"/>
                 <w:bCs w:val="false"/>
                 <w:color w:val="333333"/>
@@ -631,6 +714,7 @@
           <w:p>
             <w:r>
               <w:rPr>
+                <w:rFonts w:ascii="Aptos" w:hAnsi="Aptos" w:eastAsia="Aptos"/>
                 <w:b w:val="false"/>
                 <w:bCs w:val="false"/>
                 <w:color w:val="333333"/>
@@ -645,6 +729,7 @@
           <w:p>
             <w:r>
               <w:rPr>
+                <w:rFonts w:ascii="Aptos" w:hAnsi="Aptos" w:eastAsia="Aptos"/>
                 <w:b w:val="false"/>
                 <w:bCs w:val="false"/>
                 <w:color w:val="333333"/>
@@ -664,6 +749,7 @@
           <w:p>
             <w:r>
               <w:rPr>
+                <w:rFonts w:ascii="Aptos" w:hAnsi="Aptos" w:eastAsia="Aptos"/>
                 <w:b w:val="false"/>
                 <w:bCs w:val="false"/>
                 <w:color w:val="333333"/>
@@ -681,6 +767,7 @@
           <w:p>
             <w:r>
               <w:rPr>
+                <w:rFonts w:ascii="Aptos" w:hAnsi="Aptos" w:eastAsia="Aptos"/>
                 <w:b w:val="false"/>
                 <w:bCs w:val="false"/>
                 <w:color w:val="333333"/>
@@ -698,6 +785,7 @@
           <w:p>
             <w:r>
               <w:rPr>
+                <w:rFonts w:ascii="Aptos" w:hAnsi="Aptos" w:eastAsia="Aptos"/>
                 <w:b w:val="false"/>
                 <w:bCs w:val="false"/>
                 <w:color w:val="333333"/>
@@ -714,6 +802,7 @@
           <w:p>
             <w:r>
               <w:rPr>
+                <w:rFonts w:ascii="Aptos" w:hAnsi="Aptos" w:eastAsia="Aptos"/>
                 <w:b w:val="false"/>
                 <w:bCs w:val="false"/>
                 <w:color w:val="333333"/>
@@ -728,6 +817,7 @@
           <w:p>
             <w:r>
               <w:rPr>
+                <w:rFonts w:ascii="Aptos" w:hAnsi="Aptos" w:eastAsia="Aptos"/>
                 <w:b w:val="false"/>
                 <w:bCs w:val="false"/>
                 <w:color w:val="333333"/>
@@ -742,6 +832,7 @@
           <w:p>
             <w:r>
               <w:rPr>
+                <w:rFonts w:ascii="Aptos" w:hAnsi="Aptos" w:eastAsia="Aptos"/>
                 <w:b w:val="false"/>
                 <w:bCs w:val="false"/>
                 <w:color w:val="333333"/>
@@ -761,6 +852,7 @@
           <w:p>
             <w:r>
               <w:rPr>
+                <w:rFonts w:ascii="Aptos" w:hAnsi="Aptos" w:eastAsia="Aptos"/>
                 <w:b w:val="false"/>
                 <w:bCs w:val="false"/>
                 <w:color w:val="333333"/>
@@ -778,6 +870,7 @@
           <w:p>
             <w:r>
               <w:rPr>
+                <w:rFonts w:ascii="Aptos" w:hAnsi="Aptos" w:eastAsia="Aptos"/>
                 <w:b w:val="false"/>
                 <w:bCs w:val="false"/>
                 <w:color w:val="333333"/>
@@ -795,6 +888,7 @@
           <w:p>
             <w:r>
               <w:rPr>
+                <w:rFonts w:ascii="Aptos" w:hAnsi="Aptos" w:eastAsia="Aptos"/>
                 <w:b w:val="false"/>
                 <w:bCs w:val="false"/>
                 <w:color w:val="333333"/>
@@ -811,6 +905,7 @@
           <w:p>
             <w:r>
               <w:rPr>
+                <w:rFonts w:ascii="Aptos" w:hAnsi="Aptos" w:eastAsia="Aptos"/>
                 <w:b w:val="false"/>
                 <w:bCs w:val="false"/>
                 <w:color w:val="333333"/>
@@ -825,6 +920,7 @@
           <w:p>
             <w:r>
               <w:rPr>
+                <w:rFonts w:ascii="Aptos" w:hAnsi="Aptos" w:eastAsia="Aptos"/>
                 <w:b w:val="false"/>
                 <w:bCs w:val="false"/>
                 <w:color w:val="333333"/>
@@ -839,6 +935,7 @@
           <w:p>
             <w:r>
               <w:rPr>
+                <w:rFonts w:ascii="Aptos" w:hAnsi="Aptos" w:eastAsia="Aptos"/>
                 <w:b w:val="false"/>
                 <w:bCs w:val="false"/>
                 <w:color w:val="333333"/>
@@ -858,6 +955,7 @@
           <w:p>
             <w:r>
               <w:rPr>
+                <w:rFonts w:ascii="Aptos" w:hAnsi="Aptos" w:eastAsia="Aptos"/>
                 <w:b w:val="false"/>
                 <w:bCs w:val="false"/>
                 <w:color w:val="333333"/>
@@ -875,6 +973,7 @@
           <w:p>
             <w:r>
               <w:rPr>
+                <w:rFonts w:ascii="Aptos" w:hAnsi="Aptos" w:eastAsia="Aptos"/>
                 <w:b w:val="false"/>
                 <w:bCs w:val="false"/>
                 <w:color w:val="333333"/>
@@ -892,6 +991,7 @@
           <w:p>
             <w:r>
               <w:rPr>
+                <w:rFonts w:ascii="Aptos" w:hAnsi="Aptos" w:eastAsia="Aptos"/>
                 <w:b w:val="false"/>
                 <w:bCs w:val="false"/>
                 <w:color w:val="333333"/>
@@ -907,17 +1007,23 @@
     <w:p>
       <w:r>
         <w:rPr>
-          <w:b/>
-          <w:bCs/>
+          <w:rFonts w:ascii="Aptos" w:hAnsi="Aptos" w:eastAsia="Aptos"/>
+          <w:b/>
+          <w:bCs/>
+          <w:sz w:val="21"/>
         </w:rPr>
         <w:t xml:space="preserve">Código de acceso:</w:t>
       </w:r>
       <w:r>
+        <w:rPr>
+          <w:rFonts w:ascii="Aptos" w:hAnsi="Aptos" w:eastAsia="Aptos"/>
+          <w:sz w:val="21"/>
+        </w:rPr>
         <w:t xml:space="preserve"> </w:t>
       </w:r>
       <w:r>
         <w:rPr>
-          <w:rFonts w:ascii="Consolas" w:cs="Consolas" w:eastAsia="Consolas" w:hAnsi="Consolas"/>
+          <w:rFonts w:ascii="Aptos" w:cs="Consolas" w:eastAsia="Aptos" w:hAnsi="Aptos"/>
           <w:color w:val="22D3EE"/>
           <w:sz w:val="20"/>
           <w:szCs w:val="20"/>
@@ -931,15 +1037,21 @@
       </w:pPr>
       <w:r>
         <w:rPr>
+          <w:rFonts w:ascii="Aptos" w:hAnsi="Aptos" w:eastAsia="Aptos"/>
           <w:b/>
           <w:bCs/>
           <w:color w:val="34E39B"/>
+          <w:sz w:val="21"/>
         </w:rPr>
         <w:t xml:space="preserve">Impresos — Nivel 2: ESCANEA LA MENTIRA</w:t>
       </w:r>
     </w:p>
     <w:p>
       <w:r>
+        <w:rPr>
+          <w:rFonts w:ascii="Aptos" w:hAnsi="Aptos" w:eastAsia="Aptos"/>
+          <w:sz w:val="21"/>
+        </w:rPr>
         <w:t xml:space="preserve">Genera 4 códigos QR (puedes usar generators gratuitos online). Cada QR debe apuntar a un documento o imagen con esta información:</w:t>
       </w:r>
     </w:p>
@@ -968,6 +1080,7 @@
           <w:p>
             <w:r>
               <w:rPr>
+                <w:rFonts w:ascii="Aptos" w:hAnsi="Aptos" w:eastAsia="Aptos"/>
                 <w:b/>
                 <w:bCs/>
                 <w:color w:val="FFFFFF"/>
@@ -985,6 +1098,7 @@
           <w:p>
             <w:r>
               <w:rPr>
+                <w:rFonts w:ascii="Aptos" w:hAnsi="Aptos" w:eastAsia="Aptos"/>
                 <w:b/>
                 <w:bCs/>
                 <w:color w:val="FFFFFF"/>
@@ -1002,6 +1116,7 @@
           <w:p>
             <w:r>
               <w:rPr>
+                <w:rFonts w:ascii="Aptos" w:hAnsi="Aptos" w:eastAsia="Aptos"/>
                 <w:b/>
                 <w:bCs/>
                 <w:color w:val="FFFFFF"/>
@@ -1018,6 +1133,7 @@
           <w:p>
             <w:r>
               <w:rPr>
+                <w:rFonts w:ascii="Aptos" w:hAnsi="Aptos" w:eastAsia="Aptos"/>
                 <w:b w:val="false"/>
                 <w:bCs w:val="false"/>
                 <w:color w:val="333333"/>
@@ -1032,6 +1148,7 @@
           <w:p>
             <w:r>
               <w:rPr>
+                <w:rFonts w:ascii="Aptos" w:hAnsi="Aptos" w:eastAsia="Aptos"/>
                 <w:b w:val="false"/>
                 <w:bCs w:val="false"/>
                 <w:color w:val="333333"/>
@@ -1046,6 +1163,7 @@
           <w:p>
             <w:r>
               <w:rPr>
+                <w:rFonts w:ascii="Aptos" w:hAnsi="Aptos" w:eastAsia="Aptos"/>
                 <w:b w:val="false"/>
                 <w:bCs w:val="false"/>
                 <w:color w:val="333333"/>
@@ -1065,6 +1183,7 @@
           <w:p>
             <w:r>
               <w:rPr>
+                <w:rFonts w:ascii="Aptos" w:hAnsi="Aptos" w:eastAsia="Aptos"/>
                 <w:b w:val="false"/>
                 <w:bCs w:val="false"/>
                 <w:color w:val="333333"/>
@@ -1082,6 +1201,7 @@
           <w:p>
             <w:r>
               <w:rPr>
+                <w:rFonts w:ascii="Aptos" w:hAnsi="Aptos" w:eastAsia="Aptos"/>
                 <w:b w:val="false"/>
                 <w:bCs w:val="false"/>
                 <w:color w:val="333333"/>
@@ -1099,6 +1219,7 @@
           <w:p>
             <w:r>
               <w:rPr>
+                <w:rFonts w:ascii="Aptos" w:hAnsi="Aptos" w:eastAsia="Aptos"/>
                 <w:b w:val="false"/>
                 <w:bCs w:val="false"/>
                 <w:color w:val="333333"/>
@@ -1115,6 +1236,7 @@
           <w:p>
             <w:r>
               <w:rPr>
+                <w:rFonts w:ascii="Aptos" w:hAnsi="Aptos" w:eastAsia="Aptos"/>
                 <w:b w:val="false"/>
                 <w:bCs w:val="false"/>
                 <w:color w:val="333333"/>
@@ -1129,6 +1251,7 @@
           <w:p>
             <w:r>
               <w:rPr>
+                <w:rFonts w:ascii="Aptos" w:hAnsi="Aptos" w:eastAsia="Aptos"/>
                 <w:b w:val="false"/>
                 <w:bCs w:val="false"/>
                 <w:color w:val="333333"/>
@@ -1143,6 +1266,7 @@
           <w:p>
             <w:r>
               <w:rPr>
+                <w:rFonts w:ascii="Aptos" w:hAnsi="Aptos" w:eastAsia="Aptos"/>
                 <w:b w:val="false"/>
                 <w:bCs w:val="false"/>
                 <w:color w:val="333333"/>
@@ -1162,6 +1286,7 @@
           <w:p>
             <w:r>
               <w:rPr>
+                <w:rFonts w:ascii="Aptos" w:hAnsi="Aptos" w:eastAsia="Aptos"/>
                 <w:b w:val="false"/>
                 <w:bCs w:val="false"/>
                 <w:color w:val="333333"/>
@@ -1179,6 +1304,7 @@
           <w:p>
             <w:r>
               <w:rPr>
+                <w:rFonts w:ascii="Aptos" w:hAnsi="Aptos" w:eastAsia="Aptos"/>
                 <w:b w:val="false"/>
                 <w:bCs w:val="false"/>
                 <w:color w:val="333333"/>
@@ -1196,6 +1322,7 @@
           <w:p>
             <w:r>
               <w:rPr>
+                <w:rFonts w:ascii="Aptos" w:hAnsi="Aptos" w:eastAsia="Aptos"/>
                 <w:b w:val="false"/>
                 <w:bCs w:val="false"/>
                 <w:color w:val="333333"/>
@@ -1211,33 +1338,43 @@
     <w:p>
       <w:r>
         <w:rPr>
-          <w:b/>
-          <w:bCs/>
-        </w:rPr>
-        <w:t xml:space="preserve">Código de acceso:</w:t>
-      </w:r>
-      <w:r>
-        <w:t xml:space="preserve"> </w:t>
-      </w:r>
-      <w:r>
-        <w:rPr>
-          <w:rFonts w:ascii="Consolas" w:cs="Consolas" w:eastAsia="Consolas" w:hAnsi="Consolas"/>
+          <w:rFonts w:ascii="Aptos" w:hAnsi="Aptos" w:eastAsia="Aptos"/>
+          <w:b/>
+          <w:bCs/>
+          <w:sz w:val="21"/>
+        </w:rPr>
+        <w:t>Código de acceso: AMADO ESCOGIDO PERDONADO PROPÓSITO</w:t>
+      </w:r>
+      <w:r>
+        <w:rPr>
+          <w:rFonts w:ascii="Aptos" w:hAnsi="Aptos" w:eastAsia="Aptos"/>
+          <w:sz w:val="21"/>
+        </w:rPr>
+      </w:r>
+      <w:r>
+        <w:rPr>
+          <w:rFonts w:ascii="Aptos" w:cs="Consolas" w:eastAsia="Aptos" w:hAnsi="Aptos"/>
           <w:color w:val="22D3EE"/>
           <w:sz w:val="20"/>
           <w:szCs w:val="20"/>
         </w:rPr>
-        <w:t xml:space="preserve">AMADO ESCOGIDO PERDONADO PROPOSITO</w:t>
-      </w:r>
-    </w:p>
-    <w:p>
-      <w:r>
-        <w:rPr>
-          <w:b/>
-          <w:bCs/>
+      </w:r>
+    </w:p>
+    <w:p>
+      <w:r>
+        <w:rPr>
+          <w:rFonts w:ascii="Aptos" w:hAnsi="Aptos" w:eastAsia="Aptos"/>
+          <w:b/>
+          <w:bCs/>
+          <w:sz w:val="21"/>
         </w:rPr>
         <w:t xml:space="preserve">Instrucciones:</w:t>
       </w:r>
       <w:r>
+        <w:rPr>
+          <w:rFonts w:ascii="Aptos" w:hAnsi="Aptos" w:eastAsia="Aptos"/>
+          <w:sz w:val="21"/>
+        </w:rPr>
         <w:t xml:space="preserve"> Pegar los QR repartidos por el salón antes de iniciar.</w:t>
       </w:r>
     </w:p>
@@ -1247,25 +1384,37 @@
       </w:pPr>
       <w:r>
         <w:rPr>
+          <w:rFonts w:ascii="Aptos" w:hAnsi="Aptos" w:eastAsia="Aptos"/>
           <w:b/>
           <w:bCs/>
           <w:color w:val="34E39B"/>
+          <w:sz w:val="21"/>
         </w:rPr>
         <w:t xml:space="preserve">Impresos — Nivel 3: ERROR 404: IDENTIDAD</w:t>
       </w:r>
     </w:p>
     <w:p>
       <w:r>
+        <w:rPr>
+          <w:rFonts w:ascii="Aptos" w:hAnsi="Aptos" w:eastAsia="Aptos"/>
+          <w:sz w:val="21"/>
+        </w:rPr>
         <w:t xml:space="preserve">Imprime 8 tarjetas. Escribe letras </w:t>
       </w:r>
       <w:r>
         <w:rPr>
-          <w:b/>
-          <w:bCs/>
+          <w:rFonts w:ascii="Aptos" w:hAnsi="Aptos" w:eastAsia="Aptos"/>
+          <w:b/>
+          <w:bCs/>
+          <w:sz w:val="21"/>
         </w:rPr>
         <w:t xml:space="preserve">al respaldo</w:t>
       </w:r>
       <w:r>
+        <w:rPr>
+          <w:rFonts w:ascii="Aptos" w:hAnsi="Aptos" w:eastAsia="Aptos"/>
+          <w:sz w:val="21"/>
+        </w:rPr>
         <w:t xml:space="preserve"> solo de las tarjetas VERDAD:</w:t>
       </w:r>
     </w:p>
@@ -1294,6 +1443,7 @@
           <w:p>
             <w:r>
               <w:rPr>
+                <w:rFonts w:ascii="Aptos" w:hAnsi="Aptos" w:eastAsia="Aptos"/>
                 <w:b/>
                 <w:bCs/>
                 <w:color w:val="FFFFFF"/>
@@ -1311,6 +1461,7 @@
           <w:p>
             <w:r>
               <w:rPr>
+                <w:rFonts w:ascii="Aptos" w:hAnsi="Aptos" w:eastAsia="Aptos"/>
                 <w:b/>
                 <w:bCs/>
                 <w:color w:val="FFFFFF"/>
@@ -1328,6 +1479,7 @@
           <w:p>
             <w:r>
               <w:rPr>
+                <w:rFonts w:ascii="Aptos" w:hAnsi="Aptos" w:eastAsia="Aptos"/>
                 <w:b/>
                 <w:bCs/>
                 <w:color w:val="FFFFFF"/>
@@ -1344,6 +1496,7 @@
           <w:p>
             <w:r>
               <w:rPr>
+                <w:rFonts w:ascii="Aptos" w:hAnsi="Aptos" w:eastAsia="Aptos"/>
                 <w:b w:val="false"/>
                 <w:bCs w:val="false"/>
                 <w:color w:val="333333"/>
@@ -1358,6 +1511,7 @@
           <w:p>
             <w:r>
               <w:rPr>
+                <w:rFonts w:ascii="Aptos" w:hAnsi="Aptos" w:eastAsia="Aptos"/>
                 <w:b w:val="false"/>
                 <w:bCs w:val="false"/>
                 <w:color w:val="333333"/>
@@ -1372,6 +1526,7 @@
           <w:p>
             <w:r>
               <w:rPr>
+                <w:rFonts w:ascii="Aptos" w:hAnsi="Aptos" w:eastAsia="Aptos"/>
                 <w:b w:val="false"/>
                 <w:bCs w:val="false"/>
                 <w:color w:val="333333"/>
@@ -1391,6 +1546,7 @@
           <w:p>
             <w:r>
               <w:rPr>
+                <w:rFonts w:ascii="Aptos" w:hAnsi="Aptos" w:eastAsia="Aptos"/>
                 <w:b w:val="false"/>
                 <w:bCs w:val="false"/>
                 <w:color w:val="333333"/>
@@ -1408,6 +1564,7 @@
           <w:p>
             <w:r>
               <w:rPr>
+                <w:rFonts w:ascii="Aptos" w:hAnsi="Aptos" w:eastAsia="Aptos"/>
                 <w:b w:val="false"/>
                 <w:bCs w:val="false"/>
                 <w:color w:val="333333"/>
@@ -1425,6 +1582,7 @@
           <w:p>
             <w:r>
               <w:rPr>
+                <w:rFonts w:ascii="Aptos" w:hAnsi="Aptos" w:eastAsia="Aptos"/>
                 <w:b w:val="false"/>
                 <w:bCs w:val="false"/>
                 <w:color w:val="333333"/>
@@ -1441,6 +1599,7 @@
           <w:p>
             <w:r>
               <w:rPr>
+                <w:rFonts w:ascii="Aptos" w:hAnsi="Aptos" w:eastAsia="Aptos"/>
                 <w:b w:val="false"/>
                 <w:bCs w:val="false"/>
                 <w:color w:val="333333"/>
@@ -1455,6 +1614,7 @@
           <w:p>
             <w:r>
               <w:rPr>
+                <w:rFonts w:ascii="Aptos" w:hAnsi="Aptos" w:eastAsia="Aptos"/>
                 <w:b w:val="false"/>
                 <w:bCs w:val="false"/>
                 <w:color w:val="333333"/>
@@ -1469,6 +1629,7 @@
           <w:p>
             <w:r>
               <w:rPr>
+                <w:rFonts w:ascii="Aptos" w:hAnsi="Aptos" w:eastAsia="Aptos"/>
                 <w:b w:val="false"/>
                 <w:bCs w:val="false"/>
                 <w:color w:val="333333"/>
@@ -1488,6 +1649,7 @@
           <w:p>
             <w:r>
               <w:rPr>
+                <w:rFonts w:ascii="Aptos" w:hAnsi="Aptos" w:eastAsia="Aptos"/>
                 <w:b w:val="false"/>
                 <w:bCs w:val="false"/>
                 <w:color w:val="333333"/>
@@ -1505,6 +1667,7 @@
           <w:p>
             <w:r>
               <w:rPr>
+                <w:rFonts w:ascii="Aptos" w:hAnsi="Aptos" w:eastAsia="Aptos"/>
                 <w:b w:val="false"/>
                 <w:bCs w:val="false"/>
                 <w:color w:val="333333"/>
@@ -1522,6 +1685,7 @@
           <w:p>
             <w:r>
               <w:rPr>
+                <w:rFonts w:ascii="Aptos" w:hAnsi="Aptos" w:eastAsia="Aptos"/>
                 <w:b w:val="false"/>
                 <w:bCs w:val="false"/>
                 <w:color w:val="333333"/>
@@ -1538,6 +1702,7 @@
           <w:p>
             <w:r>
               <w:rPr>
+                <w:rFonts w:ascii="Aptos" w:hAnsi="Aptos" w:eastAsia="Aptos"/>
                 <w:b w:val="false"/>
                 <w:bCs w:val="false"/>
                 <w:color w:val="333333"/>
@@ -1552,6 +1717,7 @@
           <w:p>
             <w:r>
               <w:rPr>
+                <w:rFonts w:ascii="Aptos" w:hAnsi="Aptos" w:eastAsia="Aptos"/>
                 <w:b w:val="false"/>
                 <w:bCs w:val="false"/>
                 <w:color w:val="333333"/>
@@ -1566,6 +1732,7 @@
           <w:p>
             <w:r>
               <w:rPr>
+                <w:rFonts w:ascii="Aptos" w:hAnsi="Aptos" w:eastAsia="Aptos"/>
                 <w:b w:val="false"/>
                 <w:bCs w:val="false"/>
                 <w:color w:val="333333"/>
@@ -1585,6 +1752,7 @@
           <w:p>
             <w:r>
               <w:rPr>
+                <w:rFonts w:ascii="Aptos" w:hAnsi="Aptos" w:eastAsia="Aptos"/>
                 <w:b w:val="false"/>
                 <w:bCs w:val="false"/>
                 <w:color w:val="333333"/>
@@ -1602,6 +1770,7 @@
           <w:p>
             <w:r>
               <w:rPr>
+                <w:rFonts w:ascii="Aptos" w:hAnsi="Aptos" w:eastAsia="Aptos"/>
                 <w:b w:val="false"/>
                 <w:bCs w:val="false"/>
                 <w:color w:val="333333"/>
@@ -1619,6 +1788,7 @@
           <w:p>
             <w:r>
               <w:rPr>
+                <w:rFonts w:ascii="Aptos" w:hAnsi="Aptos" w:eastAsia="Aptos"/>
                 <w:b w:val="false"/>
                 <w:bCs w:val="false"/>
                 <w:color w:val="333333"/>
@@ -1635,6 +1805,7 @@
           <w:p>
             <w:r>
               <w:rPr>
+                <w:rFonts w:ascii="Aptos" w:hAnsi="Aptos" w:eastAsia="Aptos"/>
                 <w:b w:val="false"/>
                 <w:bCs w:val="false"/>
                 <w:color w:val="333333"/>
@@ -1649,6 +1820,7 @@
           <w:p>
             <w:r>
               <w:rPr>
+                <w:rFonts w:ascii="Aptos" w:hAnsi="Aptos" w:eastAsia="Aptos"/>
                 <w:b w:val="false"/>
                 <w:bCs w:val="false"/>
                 <w:color w:val="333333"/>
@@ -1663,6 +1835,7 @@
           <w:p>
             <w:r>
               <w:rPr>
+                <w:rFonts w:ascii="Aptos" w:hAnsi="Aptos" w:eastAsia="Aptos"/>
                 <w:b w:val="false"/>
                 <w:bCs w:val="false"/>
                 <w:color w:val="333333"/>
@@ -1682,6 +1855,7 @@
           <w:p>
             <w:r>
               <w:rPr>
+                <w:rFonts w:ascii="Aptos" w:hAnsi="Aptos" w:eastAsia="Aptos"/>
                 <w:b w:val="false"/>
                 <w:bCs w:val="false"/>
                 <w:color w:val="333333"/>
@@ -1699,6 +1873,7 @@
           <w:p>
             <w:r>
               <w:rPr>
+                <w:rFonts w:ascii="Aptos" w:hAnsi="Aptos" w:eastAsia="Aptos"/>
                 <w:b w:val="false"/>
                 <w:bCs w:val="false"/>
                 <w:color w:val="333333"/>
@@ -1716,6 +1891,7 @@
           <w:p>
             <w:r>
               <w:rPr>
+                <w:rFonts w:ascii="Aptos" w:hAnsi="Aptos" w:eastAsia="Aptos"/>
                 <w:b w:val="false"/>
                 <w:bCs w:val="false"/>
                 <w:color w:val="333333"/>
@@ -1731,17 +1907,23 @@
     <w:p>
       <w:r>
         <w:rPr>
-          <w:b/>
-          <w:bCs/>
+          <w:rFonts w:ascii="Aptos" w:hAnsi="Aptos" w:eastAsia="Aptos"/>
+          <w:b/>
+          <w:bCs/>
+          <w:sz w:val="21"/>
         </w:rPr>
         <w:t xml:space="preserve">Código de acceso:</w:t>
       </w:r>
       <w:r>
+        <w:rPr>
+          <w:rFonts w:ascii="Aptos" w:hAnsi="Aptos" w:eastAsia="Aptos"/>
+          <w:sz w:val="21"/>
+        </w:rPr>
         <w:t xml:space="preserve"> </w:t>
       </w:r>
       <w:r>
         <w:rPr>
-          <w:rFonts w:ascii="Consolas" w:cs="Consolas" w:eastAsia="Consolas" w:hAnsi="Consolas"/>
+          <w:rFonts w:ascii="Aptos" w:cs="Consolas" w:eastAsia="Aptos" w:hAnsi="Aptos"/>
           <w:color w:val="22D3EE"/>
           <w:sz w:val="20"/>
           <w:szCs w:val="20"/>
@@ -1749,6 +1931,10 @@
         <w:t xml:space="preserve">RESTAURAR</w:t>
       </w:r>
       <w:r>
+        <w:rPr>
+          <w:rFonts w:ascii="Aptos" w:hAnsi="Aptos" w:eastAsia="Aptos"/>
+          <w:sz w:val="21"/>
+        </w:rPr>
         <w:t xml:space="preserve"> (9 letras: R-E-S-T-A-U-R-A-R)</w:t>
       </w:r>
     </w:p>
@@ -1761,6 +1947,7 @@
       </w:pPr>
       <w:r>
         <w:rPr>
+          <w:rFonts w:ascii="Aptos" w:hAnsi="Aptos" w:eastAsia="Aptos"/>
           <w:i/>
           <w:iCs/>
           <w:color w:val="7C93AE"/>
@@ -1779,6 +1966,7 @@
       </w:pPr>
       <w:r>
         <w:rPr>
+          <w:rFonts w:ascii="Aptos" w:hAnsi="Aptos" w:eastAsia="Aptos"/>
           <w:i/>
           <w:iCs/>
           <w:color w:val="7C93AE"/>
@@ -1797,6 +1985,7 @@
       </w:pPr>
       <w:r>
         <w:rPr>
+          <w:rFonts w:ascii="Aptos" w:hAnsi="Aptos" w:eastAsia="Aptos"/>
           <w:i/>
           <w:iCs/>
           <w:color w:val="7C93AE"/>
@@ -1815,6 +2004,7 @@
       </w:pPr>
       <w:r>
         <w:rPr>
+          <w:rFonts w:ascii="Aptos" w:hAnsi="Aptos" w:eastAsia="Aptos"/>
           <w:i/>
           <w:iCs/>
           <w:color w:val="7C93AE"/>
@@ -1833,6 +2023,7 @@
       </w:pPr>
       <w:r>
         <w:rPr>
+          <w:rFonts w:ascii="Aptos" w:hAnsi="Aptos" w:eastAsia="Aptos"/>
           <w:i/>
           <w:iCs/>
           <w:color w:val="7C93AE"/>
@@ -1848,15 +2039,21 @@
       </w:pPr>
       <w:r>
         <w:rPr>
+          <w:rFonts w:ascii="Aptos" w:hAnsi="Aptos" w:eastAsia="Aptos"/>
           <w:b/>
           <w:bCs/>
           <w:color w:val="34E39B"/>
+          <w:sz w:val="21"/>
         </w:rPr>
         <w:t xml:space="preserve">Impresos — Nivel 4: CONTRACORRIENTE</w:t>
       </w:r>
     </w:p>
     <w:p>
       <w:r>
+        <w:rPr>
+          <w:rFonts w:ascii="Aptos" w:hAnsi="Aptos" w:eastAsia="Aptos"/>
+          <w:sz w:val="21"/>
+        </w:rPr>
         <w:t xml:space="preserve">Imprime 4 tarjetas con los enunciados "El mundo dice" / "La Palabra dice":</w:t>
       </w:r>
     </w:p>
@@ -1884,6 +2081,7 @@
           <w:p>
             <w:r>
               <w:rPr>
+                <w:rFonts w:ascii="Aptos" w:hAnsi="Aptos" w:eastAsia="Aptos"/>
                 <w:b/>
                 <w:bCs/>
                 <w:color w:val="FFFFFF"/>
@@ -1901,6 +2099,7 @@
           <w:p>
             <w:r>
               <w:rPr>
+                <w:rFonts w:ascii="Aptos" w:hAnsi="Aptos" w:eastAsia="Aptos"/>
                 <w:b/>
                 <w:bCs/>
                 <w:color w:val="FFFFFF"/>
@@ -1917,6 +2116,7 @@
           <w:p>
             <w:r>
               <w:rPr>
+                <w:rFonts w:ascii="Aptos" w:hAnsi="Aptos" w:eastAsia="Aptos"/>
                 <w:b w:val="false"/>
                 <w:bCs w:val="false"/>
                 <w:color w:val="333333"/>
@@ -1931,6 +2131,7 @@
           <w:p>
             <w:r>
               <w:rPr>
+                <w:rFonts w:ascii="Aptos" w:hAnsi="Aptos" w:eastAsia="Aptos"/>
                 <w:b w:val="false"/>
                 <w:bCs w:val="false"/>
                 <w:color w:val="333333"/>
@@ -1950,6 +2151,7 @@
           <w:p>
             <w:r>
               <w:rPr>
+                <w:rFonts w:ascii="Aptos" w:hAnsi="Aptos" w:eastAsia="Aptos"/>
                 <w:b w:val="false"/>
                 <w:bCs w:val="false"/>
                 <w:color w:val="333333"/>
@@ -1967,6 +2169,7 @@
           <w:p>
             <w:r>
               <w:rPr>
+                <w:rFonts w:ascii="Aptos" w:hAnsi="Aptos" w:eastAsia="Aptos"/>
                 <w:b w:val="false"/>
                 <w:bCs w:val="false"/>
                 <w:color w:val="333333"/>
@@ -1983,6 +2186,7 @@
           <w:p>
             <w:r>
               <w:rPr>
+                <w:rFonts w:ascii="Aptos" w:hAnsi="Aptos" w:eastAsia="Aptos"/>
                 <w:b w:val="false"/>
                 <w:bCs w:val="false"/>
                 <w:color w:val="333333"/>
@@ -1997,6 +2201,7 @@
           <w:p>
             <w:r>
               <w:rPr>
+                <w:rFonts w:ascii="Aptos" w:hAnsi="Aptos" w:eastAsia="Aptos"/>
                 <w:b w:val="false"/>
                 <w:bCs w:val="false"/>
                 <w:color w:val="333333"/>
@@ -2016,6 +2221,7 @@
           <w:p>
             <w:r>
               <w:rPr>
+                <w:rFonts w:ascii="Aptos" w:hAnsi="Aptos" w:eastAsia="Aptos"/>
                 <w:b w:val="false"/>
                 <w:bCs w:val="false"/>
                 <w:color w:val="333333"/>
@@ -2033,6 +2239,7 @@
           <w:p>
             <w:r>
               <w:rPr>
+                <w:rFonts w:ascii="Aptos" w:hAnsi="Aptos" w:eastAsia="Aptos"/>
                 <w:b w:val="false"/>
                 <w:bCs w:val="false"/>
                 <w:color w:val="333333"/>
@@ -2048,17 +2255,23 @@
     <w:p>
       <w:r>
         <w:rPr>
-          <w:b/>
-          <w:bCs/>
+          <w:rFonts w:ascii="Aptos" w:hAnsi="Aptos" w:eastAsia="Aptos"/>
+          <w:b/>
+          <w:bCs/>
+          <w:sz w:val="21"/>
         </w:rPr>
         <w:t xml:space="preserve">Código de acceso:</w:t>
       </w:r>
       <w:r>
+        <w:rPr>
+          <w:rFonts w:ascii="Aptos" w:hAnsi="Aptos" w:eastAsia="Aptos"/>
+          <w:sz w:val="21"/>
+        </w:rPr>
         <w:t xml:space="preserve"> </w:t>
       </w:r>
       <w:r>
         <w:rPr>
-          <w:rFonts w:ascii="Consolas" w:cs="Consolas" w:eastAsia="Consolas" w:hAnsi="Consolas"/>
+          <w:rFonts w:ascii="Aptos" w:cs="Consolas" w:eastAsia="Aptos" w:hAnsi="Aptos"/>
           <w:color w:val="22D3EE"/>
           <w:sz w:val="20"/>
           <w:szCs w:val="20"/>
@@ -2069,12 +2282,18 @@
     <w:p>
       <w:r>
         <w:rPr>
-          <w:b/>
-          <w:bCs/>
+          <w:rFonts w:ascii="Aptos" w:hAnsi="Aptos" w:eastAsia="Aptos"/>
+          <w:b/>
+          <w:bCs/>
+          <w:sz w:val="21"/>
         </w:rPr>
         <w:t xml:space="preserve">Preparación:</w:t>
       </w:r>
       <w:r>
+        <w:rPr>
+          <w:rFonts w:ascii="Aptos" w:hAnsi="Aptos" w:eastAsia="Aptos"/>
+          <w:sz w:val="21"/>
+        </w:rPr>
         <w:t xml:space="preserve"> Asegúrate de tener un espacio despejado para caminar en círculo.</w:t>
       </w:r>
     </w:p>
@@ -2084,9 +2303,11 @@
       </w:pPr>
       <w:r>
         <w:rPr>
+          <w:rFonts w:ascii="Aptos" w:hAnsi="Aptos" w:eastAsia="Aptos"/>
           <w:b/>
           <w:bCs/>
           <w:color w:val="34E39B"/>
+          <w:sz w:val="21"/>
         </w:rPr>
         <w:t xml:space="preserve">Nivel 5: FIREWALL</w:t>
       </w:r>
@@ -2094,17 +2315,23 @@
     <w:p>
       <w:r>
         <w:rPr>
-          <w:b/>
-          <w:bCs/>
+          <w:rFonts w:ascii="Aptos" w:hAnsi="Aptos" w:eastAsia="Aptos"/>
+          <w:b/>
+          <w:bCs/>
+          <w:sz w:val="21"/>
         </w:rPr>
         <w:t xml:space="preserve">Código de acceso:</w:t>
       </w:r>
       <w:r>
+        <w:rPr>
+          <w:rFonts w:ascii="Aptos" w:hAnsi="Aptos" w:eastAsia="Aptos"/>
+          <w:sz w:val="21"/>
+        </w:rPr>
         <w:t xml:space="preserve"> </w:t>
       </w:r>
       <w:r>
         <w:rPr>
-          <w:rFonts w:ascii="Consolas" w:cs="Consolas" w:eastAsia="Consolas" w:hAnsi="Consolas"/>
+          <w:rFonts w:ascii="Aptos" w:cs="Consolas" w:eastAsia="Aptos" w:hAnsi="Aptos"/>
           <w:color w:val="22D3EE"/>
           <w:sz w:val="20"/>
           <w:szCs w:val="20"/>
@@ -2115,24 +2342,36 @@
     <w:p>
       <w:r>
         <w:rPr>
-          <w:b/>
-          <w:bCs/>
+          <w:rFonts w:ascii="Aptos" w:hAnsi="Aptos" w:eastAsia="Aptos"/>
+          <w:b/>
+          <w:bCs/>
+          <w:sz w:val="21"/>
         </w:rPr>
         <w:t xml:space="preserve">Materiales:</w:t>
       </w:r>
       <w:r>
+        <w:rPr>
+          <w:rFonts w:ascii="Aptos" w:hAnsi="Aptos" w:eastAsia="Aptos"/>
+          <w:sz w:val="21"/>
+        </w:rPr>
         <w:t xml:space="preserve"> Un cronómetro (puede ser el del celular). Solo necesitas indicar que un estudiante declare la frase en voz alta durante 30 segundos mientras los demás intentan distraerlo.</w:t>
       </w:r>
     </w:p>
     <w:p>
       <w:r>
         <w:rPr>
-          <w:b/>
-          <w:bCs/>
+          <w:rFonts w:ascii="Aptos" w:hAnsi="Aptos" w:eastAsia="Aptos"/>
+          <w:b/>
+          <w:bCs/>
+          <w:sz w:val="21"/>
         </w:rPr>
         <w:t xml:space="preserve">Regla de oro:</w:t>
       </w:r>
       <w:r>
+        <w:rPr>
+          <w:rFonts w:ascii="Aptos" w:hAnsi="Aptos" w:eastAsia="Aptos"/>
+          <w:sz w:val="21"/>
+        </w:rPr>
         <w:t xml:space="preserve"> Solo distraer con ruido y muecas. NUNCA con burlas hirientes ni contacto físico.</w:t>
       </w:r>
     </w:p>
@@ -2142,16 +2381,22 @@
       </w:pPr>
       <w:r>
         <w:rPr>
+          <w:rFonts w:ascii="Aptos" w:hAnsi="Aptos" w:eastAsia="Aptos"/>
           <w:b/>
           <w:bCs/>
           <w:color w:val="34E39B"/>
+          <w:sz w:val="21"/>
         </w:rPr>
         <w:t xml:space="preserve">Impresos — Nivel 6: DESBLOQUEO FINAL</w:t>
       </w:r>
     </w:p>
     <w:p>
       <w:r>
-        <w:t xml:space="preserve">Imprime 4 tarjetas con versículos. Solo una es correcta:</w:t>
+        <w:rPr>
+          <w:rFonts w:ascii="Aptos" w:hAnsi="Aptos" w:eastAsia="Aptos"/>
+          <w:sz w:val="21"/>
+        </w:rPr>
+        <w:t>Imprime 4 tarjetas con versículos. Solo una es correcta.:</w:t>
       </w:r>
     </w:p>
     <w:tbl>
@@ -2178,6 +2423,7 @@
           <w:p>
             <w:r>
               <w:rPr>
+                <w:rFonts w:ascii="Aptos" w:hAnsi="Aptos" w:eastAsia="Aptos"/>
                 <w:b/>
                 <w:bCs/>
                 <w:color w:val="FFFFFF"/>
@@ -2195,6 +2441,7 @@
           <w:p>
             <w:r>
               <w:rPr>
+                <w:rFonts w:ascii="Aptos" w:hAnsi="Aptos" w:eastAsia="Aptos"/>
                 <w:b/>
                 <w:bCs/>
                 <w:color w:val="FFFFFF"/>
@@ -2211,6 +2458,7 @@
           <w:p>
             <w:r>
               <w:rPr>
+                <w:rFonts w:ascii="Aptos" w:hAnsi="Aptos" w:eastAsia="Aptos"/>
                 <w:b w:val="false"/>
                 <w:bCs w:val="false"/>
                 <w:color w:val="333333"/>
@@ -2225,6 +2473,7 @@
           <w:p>
             <w:r>
               <w:rPr>
+                <w:rFonts w:ascii="Aptos" w:hAnsi="Aptos" w:eastAsia="Aptos"/>
                 <w:b w:val="false"/>
                 <w:bCs w:val="false"/>
                 <w:color w:val="333333"/>
@@ -2244,6 +2493,7 @@
           <w:p>
             <w:r>
               <w:rPr>
+                <w:rFonts w:ascii="Aptos" w:hAnsi="Aptos" w:eastAsia="Aptos"/>
                 <w:b w:val="false"/>
                 <w:bCs w:val="false"/>
                 <w:color w:val="333333"/>
@@ -2261,6 +2511,7 @@
           <w:p>
             <w:r>
               <w:rPr>
+                <w:rFonts w:ascii="Aptos" w:hAnsi="Aptos" w:eastAsia="Aptos"/>
                 <w:b w:val="false"/>
                 <w:bCs w:val="false"/>
                 <w:color w:val="333333"/>
@@ -2277,6 +2528,7 @@
           <w:p>
             <w:r>
               <w:rPr>
+                <w:rFonts w:ascii="Aptos" w:hAnsi="Aptos" w:eastAsia="Aptos"/>
                 <w:b w:val="false"/>
                 <w:bCs w:val="false"/>
                 <w:color w:val="333333"/>
@@ -2291,6 +2543,7 @@
           <w:p>
             <w:r>
               <w:rPr>
+                <w:rFonts w:ascii="Aptos" w:hAnsi="Aptos" w:eastAsia="Aptos"/>
                 <w:b w:val="false"/>
                 <w:bCs w:val="false"/>
                 <w:color w:val="333333"/>
@@ -2310,6 +2563,7 @@
           <w:p>
             <w:r>
               <w:rPr>
+                <w:rFonts w:ascii="Aptos" w:hAnsi="Aptos" w:eastAsia="Aptos"/>
                 <w:b w:val="false"/>
                 <w:bCs w:val="false"/>
                 <w:color w:val="333333"/>
@@ -2327,6 +2581,7 @@
           <w:p>
             <w:r>
               <w:rPr>
+                <w:rFonts w:ascii="Aptos" w:hAnsi="Aptos" w:eastAsia="Aptos"/>
                 <w:b w:val="false"/>
                 <w:bCs w:val="false"/>
                 <w:color w:val="333333"/>
@@ -2341,23 +2596,33 @@
     </w:tbl>
     <w:p>
       <w:r>
+        <w:rPr>
+          <w:rFonts w:ascii="Aptos" w:hAnsi="Aptos" w:eastAsia="Aptos"/>
+          <w:sz w:val="21"/>
+        </w:rPr>
         <w:t xml:space="preserve">Los estudiantes también reciben 3 fragmentos: AMADO, HIJO, DIOS.</w:t>
       </w:r>
     </w:p>
     <w:p>
       <w:r>
         <w:rPr>
-          <w:b/>
-          <w:bCs/>
+          <w:rFonts w:ascii="Aptos" w:hAnsi="Aptos" w:eastAsia="Aptos"/>
+          <w:b/>
+          <w:bCs/>
+          <w:sz w:val="21"/>
         </w:rPr>
         <w:t xml:space="preserve">Código de acceso:</w:t>
       </w:r>
       <w:r>
+        <w:rPr>
+          <w:rFonts w:ascii="Aptos" w:hAnsi="Aptos" w:eastAsia="Aptos"/>
+          <w:sz w:val="21"/>
+        </w:rPr>
         <w:t xml:space="preserve"> </w:t>
       </w:r>
       <w:r>
         <w:rPr>
-          <w:rFonts w:ascii="Consolas" w:cs="Consolas" w:eastAsia="Consolas" w:hAnsi="Consolas"/>
+          <w:rFonts w:ascii="Aptos" w:cs="Consolas" w:eastAsia="Aptos" w:hAnsi="Aptos"/>
           <w:color w:val="22D3EE"/>
           <w:sz w:val="20"/>
           <w:szCs w:val="20"/>
@@ -2379,9 +2644,11 @@
       </w:pPr>
       <w:r>
         <w:rPr>
+          <w:rFonts w:ascii="Aptos" w:hAnsi="Aptos" w:eastAsia="Aptos"/>
           <w:b/>
           <w:bCs/>
           <w:color w:val="22D3EE"/>
+          <w:sz w:val="21"/>
         </w:rPr>
         <w:t xml:space="preserve">4. Preparación del Salón</w:t>
       </w:r>
@@ -2392,9 +2659,11 @@
       </w:pPr>
       <w:r>
         <w:rPr>
+          <w:rFonts w:ascii="Aptos" w:hAnsi="Aptos" w:eastAsia="Aptos"/>
           <w:b/>
           <w:bCs/>
           <w:color w:val="34E39B"/>
+          <w:sz w:val="21"/>
         </w:rPr>
         <w:t xml:space="preserve">Antes de la sesión (15-20 minutos antes)</w:t>
       </w:r>
@@ -2409,22 +2678,32 @@
       </w:pPr>
       <w:r>
         <w:rPr>
-          <w:b/>
-          <w:bCs/>
+          <w:rFonts w:ascii="Aptos" w:hAnsi="Aptos" w:eastAsia="Aptos"/>
+          <w:b/>
+          <w:bCs/>
+          <w:sz w:val="21"/>
         </w:rPr>
         <w:t xml:space="preserve">Configurar dispositivos:</w:t>
       </w:r>
       <w:r>
+        <w:rPr>
+          <w:rFonts w:ascii="Aptos" w:hAnsi="Aptos" w:eastAsia="Aptos"/>
+          <w:sz w:val="21"/>
+        </w:rPr>
         <w:t xml:space="preserve"> Abre la app en cada dispositivo. La dirección es:</w:t>
       </w:r>
     </w:p>
     <w:p>
       <w:r>
+        <w:rPr>
+          <w:rFonts w:ascii="Aptos" w:hAnsi="Aptos" w:eastAsia="Aptos"/>
+          <w:sz w:val="21"/>
+        </w:rPr>
         <w:t xml:space="preserve">   </w:t>
       </w:r>
       <w:r>
         <w:rPr>
-          <w:rFonts w:ascii="Consolas" w:cs="Consolas" w:eastAsia="Consolas" w:hAnsi="Consolas"/>
+          <w:rFonts w:ascii="Aptos" w:cs="Consolas" w:eastAsia="Aptos" w:hAnsi="Aptos"/>
           <w:color w:val="22D3EE"/>
           <w:sz w:val="20"/>
           <w:szCs w:val="20"/>
@@ -2434,6 +2713,10 @@
     </w:p>
     <w:p>
       <w:r>
+        <w:rPr>
+          <w:rFonts w:ascii="Aptos" w:hAnsi="Aptos" w:eastAsia="Aptos"/>
+          <w:sz w:val="21"/>
+        </w:rPr>
         <w:t xml:space="preserve">   Verifica que carga correctamente.</w:t>
       </w:r>
     </w:p>
@@ -2447,12 +2730,18 @@
       </w:pPr>
       <w:r>
         <w:rPr>
-          <w:b/>
-          <w:bCs/>
+          <w:rFonts w:ascii="Aptos" w:hAnsi="Aptos" w:eastAsia="Aptos"/>
+          <w:b/>
+          <w:bCs/>
+          <w:sz w:val="21"/>
         </w:rPr>
         <w:t xml:space="preserve">Colocar los QR del Nivel 2:</w:t>
       </w:r>
       <w:r>
+        <w:rPr>
+          <w:rFonts w:ascii="Aptos" w:hAnsi="Aptos" w:eastAsia="Aptos"/>
+          <w:sz w:val="21"/>
+        </w:rPr>
         <w:t xml:space="preserve"> Pegar los 4 códigos QR en diferentes partes del salón (paredes, puertas, mesas).</w:t>
       </w:r>
     </w:p>
@@ -2466,12 +2755,18 @@
       </w:pPr>
       <w:r>
         <w:rPr>
-          <w:b/>
-          <w:bCs/>
+          <w:rFonts w:ascii="Aptos" w:hAnsi="Aptos" w:eastAsia="Aptos"/>
+          <w:b/>
+          <w:bCs/>
+          <w:sz w:val="21"/>
         </w:rPr>
         <w:t xml:space="preserve">Preparar el espacio del Nivel 4:</w:t>
       </w:r>
       <w:r>
+        <w:rPr>
+          <w:rFonts w:ascii="Aptos" w:hAnsi="Aptos" w:eastAsia="Aptos"/>
+          <w:sz w:val="21"/>
+        </w:rPr>
         <w:t xml:space="preserve"> Despejar un área para que los estudiantes caminen en círculo.</w:t>
       </w:r>
     </w:p>
@@ -2485,12 +2780,18 @@
       </w:pPr>
       <w:r>
         <w:rPr>
-          <w:b/>
-          <w:bCs/>
+          <w:rFonts w:ascii="Aptos" w:hAnsi="Aptos" w:eastAsia="Aptos"/>
+          <w:b/>
+          <w:bCs/>
+          <w:sz w:val="21"/>
         </w:rPr>
         <w:t xml:space="preserve">Entregar materiales:</w:t>
       </w:r>
       <w:r>
+        <w:rPr>
+          <w:rFonts w:ascii="Aptos" w:hAnsi="Aptos" w:eastAsia="Aptos"/>
+          <w:sz w:val="21"/>
+        </w:rPr>
         <w:t xml:space="preserve"> Deja las tarjetas de cada nivel en mesas separadas o en sobres etiquetados.</w:t>
       </w:r>
     </w:p>
@@ -2504,12 +2805,18 @@
       </w:pPr>
       <w:r>
         <w:rPr>
-          <w:b/>
-          <w:bCs/>
+          <w:rFonts w:ascii="Aptos" w:hAnsi="Aptos" w:eastAsia="Aptos"/>
+          <w:b/>
+          <w:bCs/>
+          <w:sz w:val="21"/>
         </w:rPr>
         <w:t xml:space="preserve">Probar audio:</w:t>
       </w:r>
       <w:r>
+        <w:rPr>
+          <w:rFonts w:ascii="Aptos" w:hAnsi="Aptos" w:eastAsia="Aptos"/>
+          <w:sz w:val="21"/>
+        </w:rPr>
         <w:t xml:space="preserve"> Verifica que los dispositivos tengan volumen y que se escuchen las voces de Leo/Sara.</w:t>
       </w:r>
     </w:p>
@@ -2523,12 +2830,18 @@
       </w:pPr>
       <w:r>
         <w:rPr>
-          <w:b/>
-          <w:bCs/>
+          <w:rFonts w:ascii="Aptos" w:hAnsi="Aptos" w:eastAsia="Aptos"/>
+          <w:b/>
+          <w:bCs/>
+          <w:sz w:val="21"/>
         </w:rPr>
         <w:t xml:space="preserve">Verificar cámaras:</w:t>
       </w:r>
       <w:r>
+        <w:rPr>
+          <w:rFonts w:ascii="Aptos" w:hAnsi="Aptos" w:eastAsia="Aptos"/>
+          <w:sz w:val="21"/>
+        </w:rPr>
         <w:t xml:space="preserve"> Asegúrate de que los dispositivos tengan permiso de cámara activado.</w:t>
       </w:r>
     </w:p>
@@ -2546,9 +2859,11 @@
       </w:pPr>
       <w:r>
         <w:rPr>
+          <w:rFonts w:ascii="Aptos" w:hAnsi="Aptos" w:eastAsia="Aptos"/>
           <w:b/>
           <w:bCs/>
           <w:color w:val="22D3EE"/>
+          <w:sz w:val="21"/>
         </w:rPr>
         <w:t xml:space="preserve">5. Guía de la App — Pantalla por Pantalla</w:t>
       </w:r>
@@ -2559,9 +2874,11 @@
       </w:pPr>
       <w:r>
         <w:rPr>
+          <w:rFonts w:ascii="Aptos" w:hAnsi="Aptos" w:eastAsia="Aptos"/>
           <w:b/>
           <w:bCs/>
           <w:color w:val="34E39B"/>
+          <w:sz w:val="21"/>
         </w:rPr>
         <w:t xml:space="preserve">Pantalla 1: INTRODUCCIÓN</w:t>
       </w:r>
@@ -2569,8 +2886,10 @@
     <w:p>
       <w:r>
         <w:rPr>
-          <w:b/>
-          <w:bCs/>
+          <w:rFonts w:ascii="Aptos" w:hAnsi="Aptos" w:eastAsia="Aptos"/>
+          <w:b/>
+          <w:bCs/>
+          <w:sz w:val="21"/>
         </w:rPr>
         <w:t xml:space="preserve">Qué ven los estudiantes:</w:t>
       </w:r>
@@ -2584,6 +2903,10 @@
         </w:numPr>
       </w:pPr>
       <w:r>
+        <w:rPr>
+          <w:rFonts w:ascii="Aptos" w:hAnsi="Aptos" w:eastAsia="Aptos"/>
+          <w:sz w:val="21"/>
+        </w:rPr>
         <w:t xml:space="preserve">Logo de la iglesia</w:t>
       </w:r>
     </w:p>
@@ -2596,6 +2919,10 @@
         </w:numPr>
       </w:pPr>
       <w:r>
+        <w:rPr>
+          <w:rFonts w:ascii="Aptos" w:hAnsi="Aptos" w:eastAsia="Aptos"/>
+          <w:sz w:val="21"/>
+        </w:rPr>
         <w:t xml:space="preserve">Medidor de ADN en 0% (círculo verde/gris)</w:t>
       </w:r>
     </w:p>
@@ -2608,6 +2935,10 @@
         </w:numPr>
       </w:pPr>
       <w:r>
+        <w:rPr>
+          <w:rFonts w:ascii="Aptos" w:hAnsi="Aptos" w:eastAsia="Aptos"/>
+          <w:sz w:val="21"/>
+        </w:rPr>
         <w:t xml:space="preserve">Alerta parpadeante: "AMENAZA DETECTADA"</w:t>
       </w:r>
     </w:p>
@@ -2620,6 +2951,10 @@
         </w:numPr>
       </w:pPr>
       <w:r>
+        <w:rPr>
+          <w:rFonts w:ascii="Aptos" w:hAnsi="Aptos" w:eastAsia="Aptos"/>
+          <w:sz w:val="21"/>
+        </w:rPr>
         <w:t xml:space="preserve">Título: ANTIVIRUS ADN</w:t>
       </w:r>
     </w:p>
@@ -2632,6 +2967,10 @@
         </w:numPr>
       </w:pPr>
       <w:r>
+        <w:rPr>
+          <w:rFonts w:ascii="Aptos" w:hAnsi="Aptos" w:eastAsia="Aptos"/>
+          <w:sz w:val="21"/>
+        </w:rPr>
         <w:t xml:space="preserve">Explicación del virus COMPARACIÓN</w:t>
       </w:r>
     </w:p>
@@ -2644,14 +2983,20 @@
         </w:numPr>
       </w:pPr>
       <w:r>
+        <w:rPr>
+          <w:rFonts w:ascii="Aptos" w:hAnsi="Aptos" w:eastAsia="Aptos"/>
+          <w:sz w:val="21"/>
+        </w:rPr>
         <w:t xml:space="preserve">Terminal estilo hacker mostrando el estado del ADN</w:t>
       </w:r>
     </w:p>
     <w:p>
       <w:r>
         <w:rPr>
-          <w:b/>
-          <w:bCs/>
+          <w:rFonts w:ascii="Aptos" w:hAnsi="Aptos" w:eastAsia="Aptos"/>
+          <w:b/>
+          <w:bCs/>
+          <w:sz w:val="21"/>
         </w:rPr>
         <w:t xml:space="preserve">Qué hacer:</w:t>
       </w:r>
@@ -2665,6 +3010,10 @@
         </w:numPr>
       </w:pPr>
       <w:r>
+        <w:rPr>
+          <w:rFonts w:ascii="Aptos" w:hAnsi="Aptos" w:eastAsia="Aptos"/>
+          <w:sz w:val="21"/>
+        </w:rPr>
         <w:t xml:space="preserve">Lee la explicación del virus en voz alta o deja que la app la muestre.</w:t>
       </w:r>
     </w:p>
@@ -2677,6 +3026,10 @@
         </w:numPr>
       </w:pPr>
       <w:r>
+        <w:rPr>
+          <w:rFonts w:ascii="Aptos" w:hAnsi="Aptos" w:eastAsia="Aptos"/>
+          <w:sz w:val="21"/>
+        </w:rPr>
         <w:t xml:space="preserve">Pregunta: "¿Alguna vez se han comparado con alguien en redes sociales?"</w:t>
       </w:r>
     </w:p>
@@ -2689,16 +3042,26 @@
         </w:numPr>
       </w:pPr>
       <w:r>
+        <w:rPr>
+          <w:rFonts w:ascii="Aptos" w:hAnsi="Aptos" w:eastAsia="Aptos"/>
+          <w:sz w:val="21"/>
+        </w:rPr>
         <w:t xml:space="preserve">Presiona </w:t>
       </w:r>
       <w:r>
         <w:rPr>
-          <w:b/>
-          <w:bCs/>
+          <w:rFonts w:ascii="Aptos" w:hAnsi="Aptos" w:eastAsia="Aptos"/>
+          <w:b/>
+          <w:bCs/>
+          <w:sz w:val="21"/>
         </w:rPr>
         <w:t xml:space="preserve">INICIAR MISIÓN</w:t>
       </w:r>
       <w:r>
+        <w:rPr>
+          <w:rFonts w:ascii="Aptos" w:hAnsi="Aptos" w:eastAsia="Aptos"/>
+          <w:sz w:val="21"/>
+        </w:rPr>
         <w:t xml:space="preserve"> para activar el audio y continuar.</w:t>
       </w:r>
     </w:p>
@@ -2716,9 +3079,11 @@
       </w:pPr>
       <w:r>
         <w:rPr>
+          <w:rFonts w:ascii="Aptos" w:hAnsi="Aptos" w:eastAsia="Aptos"/>
           <w:b/>
           <w:bCs/>
           <w:color w:val="34E39B"/>
+          <w:sz w:val="21"/>
         </w:rPr>
         <w:t xml:space="preserve">Pantalla 2: CREAR OPERADOR</w:t>
       </w:r>
@@ -2726,8 +3091,10 @@
     <w:p>
       <w:r>
         <w:rPr>
-          <w:b/>
-          <w:bCs/>
+          <w:rFonts w:ascii="Aptos" w:hAnsi="Aptos" w:eastAsia="Aptos"/>
+          <w:b/>
+          <w:bCs/>
+          <w:sz w:val="21"/>
         </w:rPr>
         <w:t xml:space="preserve">Qué ven los estudiantes:</w:t>
       </w:r>
@@ -2741,6 +3108,10 @@
         </w:numPr>
       </w:pPr>
       <w:r>
+        <w:rPr>
+          <w:rFonts w:ascii="Aptos" w:hAnsi="Aptos" w:eastAsia="Aptos"/>
+          <w:sz w:val="21"/>
+        </w:rPr>
         <w:t xml:space="preserve">Avatar grande con marco circular</w:t>
       </w:r>
     </w:p>
@@ -2753,6 +3124,10 @@
         </w:numPr>
       </w:pPr>
       <w:r>
+        <w:rPr>
+          <w:rFonts w:ascii="Aptos" w:hAnsi="Aptos" w:eastAsia="Aptos"/>
+          <w:sz w:val="21"/>
+        </w:rPr>
         <w:t xml:space="preserve">Campo de nombre (máximo 18 caracteres)</w:t>
       </w:r>
     </w:p>
@@ -2765,6 +3140,10 @@
         </w:numPr>
       </w:pPr>
       <w:r>
+        <w:rPr>
+          <w:rFonts w:ascii="Aptos" w:hAnsi="Aptos" w:eastAsia="Aptos"/>
+          <w:sz w:val="21"/>
+        </w:rPr>
         <w:t xml:space="preserve">4 estilos de avatar: Aventura, Clásico, Sonrisa, Moderno</w:t>
       </w:r>
     </w:p>
@@ -2777,14 +3156,20 @@
         </w:numPr>
       </w:pPr>
       <w:r>
+        <w:rPr>
+          <w:rFonts w:ascii="Aptos" w:hAnsi="Aptos" w:eastAsia="Aptos"/>
+          <w:sz w:val="21"/>
+        </w:rPr>
         <w:t xml:space="preserve">8 opciones de personaje (se pueden regenerar con "VER OTROS")</w:t>
       </w:r>
     </w:p>
     <w:p>
       <w:r>
         <w:rPr>
-          <w:b/>
-          <w:bCs/>
+          <w:rFonts w:ascii="Aptos" w:hAnsi="Aptos" w:eastAsia="Aptos"/>
+          <w:b/>
+          <w:bCs/>
+          <w:sz w:val="21"/>
         </w:rPr>
         <w:t xml:space="preserve">Qué hacer:</w:t>
       </w:r>
@@ -2798,6 +3183,10 @@
         </w:numPr>
       </w:pPr>
       <w:r>
+        <w:rPr>
+          <w:rFonts w:ascii="Aptos" w:hAnsi="Aptos" w:eastAsia="Aptos"/>
+          <w:sz w:val="21"/>
+        </w:rPr>
         <w:t xml:space="preserve">Cada estudiante escribe su nombre (o nombre de código).</w:t>
       </w:r>
     </w:p>
@@ -2810,6 +3199,10 @@
         </w:numPr>
       </w:pPr>
       <w:r>
+        <w:rPr>
+          <w:rFonts w:ascii="Aptos" w:hAnsi="Aptos" w:eastAsia="Aptos"/>
+          <w:sz w:val="21"/>
+        </w:rPr>
         <w:t xml:space="preserve">Elige un estilo visual y un personaje.</w:t>
       </w:r>
     </w:p>
@@ -2822,28 +3215,44 @@
         </w:numPr>
       </w:pPr>
       <w:r>
+        <w:rPr>
+          <w:rFonts w:ascii="Aptos" w:hAnsi="Aptos" w:eastAsia="Aptos"/>
+          <w:sz w:val="21"/>
+        </w:rPr>
         <w:t xml:space="preserve">Presiona </w:t>
       </w:r>
       <w:r>
         <w:rPr>
-          <w:b/>
-          <w:bCs/>
+          <w:rFonts w:ascii="Aptos" w:hAnsi="Aptos" w:eastAsia="Aptos"/>
+          <w:b/>
+          <w:bCs/>
+          <w:sz w:val="21"/>
         </w:rPr>
         <w:t xml:space="preserve">ENTRAR AL SISTEMA</w:t>
       </w:r>
       <w:r>
+        <w:rPr>
+          <w:rFonts w:ascii="Aptos" w:hAnsi="Aptos" w:eastAsia="Aptos"/>
+          <w:sz w:val="21"/>
+        </w:rPr>
         <w:t xml:space="preserve">.</w:t>
       </w:r>
     </w:p>
     <w:p>
       <w:r>
         <w:rPr>
-          <w:b/>
-          <w:bCs/>
+          <w:rFonts w:ascii="Aptos" w:hAnsi="Aptos" w:eastAsia="Aptos"/>
+          <w:b/>
+          <w:bCs/>
+          <w:sz w:val="21"/>
         </w:rPr>
         <w:t xml:space="preserve">Tip:</w:t>
       </w:r>
       <w:r>
+        <w:rPr>
+          <w:rFonts w:ascii="Aptos" w:hAnsi="Aptos" w:eastAsia="Aptos"/>
+          <w:sz w:val="21"/>
+        </w:rPr>
         <w:t xml:space="preserve"> Si la imagen del avatar no carga (problema de internet), aparecerán las iniciales del nombre como respaldo.</w:t>
       </w:r>
     </w:p>
@@ -2861,9 +3270,11 @@
       </w:pPr>
       <w:r>
         <w:rPr>
+          <w:rFonts w:ascii="Aptos" w:hAnsi="Aptos" w:eastAsia="Aptos"/>
           <w:b/>
           <w:bCs/>
           <w:color w:val="34E39B"/>
+          <w:sz w:val="21"/>
         </w:rPr>
         <w:t xml:space="preserve">Pantalla 3: MAPA DE NIVELES</w:t>
       </w:r>
@@ -2871,8 +3282,10 @@
     <w:p>
       <w:r>
         <w:rPr>
-          <w:b/>
-          <w:bCs/>
+          <w:rFonts w:ascii="Aptos" w:hAnsi="Aptos" w:eastAsia="Aptos"/>
+          <w:b/>
+          <w:bCs/>
+          <w:sz w:val="21"/>
         </w:rPr>
         <w:t xml:space="preserve">Qué ven los estudiantes:</w:t>
       </w:r>
@@ -2886,6 +3299,10 @@
         </w:numPr>
       </w:pPr>
       <w:r>
+        <w:rPr>
+          <w:rFonts w:ascii="Aptos" w:hAnsi="Aptos" w:eastAsia="Aptos"/>
+          <w:sz w:val="21"/>
+        </w:rPr>
         <w:t xml:space="preserve">Su avatar con las piezas de armadura que vaya desbloqueando</w:t>
       </w:r>
     </w:p>
@@ -2898,6 +3315,10 @@
         </w:numPr>
       </w:pPr>
       <w:r>
+        <w:rPr>
+          <w:rFonts w:ascii="Aptos" w:hAnsi="Aptos" w:eastAsia="Aptos"/>
+          <w:sz w:val="21"/>
+        </w:rPr>
         <w:t xml:space="preserve">Barra de progreso (ej: "3/6 restaurado")</w:t>
       </w:r>
     </w:p>
@@ -2910,6 +3331,10 @@
         </w:numPr>
       </w:pPr>
       <w:r>
+        <w:rPr>
+          <w:rFonts w:ascii="Aptos" w:hAnsi="Aptos" w:eastAsia="Aptos"/>
+          <w:sz w:val="21"/>
+        </w:rPr>
         <w:t xml:space="preserve">6 botones de nivel (solo el primero está disponible al inicio)</w:t>
       </w:r>
     </w:p>
@@ -2922,6 +3347,10 @@
         </w:numPr>
       </w:pPr>
       <w:r>
+        <w:rPr>
+          <w:rFonts w:ascii="Aptos" w:hAnsi="Aptos" w:eastAsia="Aptos"/>
+          <w:sz w:val="21"/>
+        </w:rPr>
         <w:t xml:space="preserve">Tarjeta de identidad bloqueada/desbloqueada abajo</w:t>
       </w:r>
     </w:p>
@@ -2934,14 +3363,20 @@
         </w:numPr>
       </w:pPr>
       <w:r>
+        <w:rPr>
+          <w:rFonts w:ascii="Aptos" w:hAnsi="Aptos" w:eastAsia="Aptos"/>
+          <w:sz w:val="21"/>
+        </w:rPr>
         <w:t xml:space="preserve">Barra superior (HUD): porcentaje de ADN, puntos, música, sonido, guión de voces</w:t>
       </w:r>
     </w:p>
     <w:p>
       <w:r>
         <w:rPr>
-          <w:b/>
-          <w:bCs/>
+          <w:rFonts w:ascii="Aptos" w:hAnsi="Aptos" w:eastAsia="Aptos"/>
+          <w:b/>
+          <w:bCs/>
+          <w:sz w:val="21"/>
         </w:rPr>
         <w:t xml:space="preserve">Qué hacer:</w:t>
       </w:r>
@@ -2955,6 +3390,10 @@
         </w:numPr>
       </w:pPr>
       <w:r>
+        <w:rPr>
+          <w:rFonts w:ascii="Aptos" w:hAnsi="Aptos" w:eastAsia="Aptos"/>
+          <w:sz w:val="21"/>
+        </w:rPr>
         <w:t xml:space="preserve">Los niveles se desbloquean en orden: 1 → 2 → 3 → 4 → 5 → 6.</w:t>
       </w:r>
     </w:p>
@@ -2967,6 +3406,10 @@
         </w:numPr>
       </w:pPr>
       <w:r>
+        <w:rPr>
+          <w:rFonts w:ascii="Aptos" w:hAnsi="Aptos" w:eastAsia="Aptos"/>
+          <w:sz w:val="21"/>
+        </w:rPr>
         <w:t xml:space="preserve">Presiona el nivel disponible para entrar.</w:t>
       </w:r>
     </w:p>
@@ -2979,6 +3422,10 @@
         </w:numPr>
       </w:pPr>
       <w:r>
+        <w:rPr>
+          <w:rFonts w:ascii="Aptos" w:hAnsi="Aptos" w:eastAsia="Aptos"/>
+          <w:sz w:val="21"/>
+        </w:rPr>
         <w:t xml:space="preserve">Los niveles completados muestran una marca de verificación y la foto de evidencia.</w:t>
       </w:r>
     </w:p>
@@ -2996,9 +3443,11 @@
       </w:pPr>
       <w:r>
         <w:rPr>
+          <w:rFonts w:ascii="Aptos" w:hAnsi="Aptos" w:eastAsia="Aptos"/>
           <w:b/>
           <w:bCs/>
           <w:color w:val="34E39B"/>
+          <w:sz w:val="21"/>
         </w:rPr>
         <w:t xml:space="preserve">Pantalla 4: NIVEL INDIVIDUAL</w:t>
       </w:r>
@@ -3006,8 +3455,10 @@
     <w:p>
       <w:r>
         <w:rPr>
-          <w:b/>
-          <w:bCs/>
+          <w:rFonts w:ascii="Aptos" w:hAnsi="Aptos" w:eastAsia="Aptos"/>
+          <w:b/>
+          <w:bCs/>
+          <w:sz w:val="21"/>
         </w:rPr>
         <w:t xml:space="preserve">Qué ven los estudiantes:</w:t>
       </w:r>
@@ -3021,6 +3472,10 @@
         </w:numPr>
       </w:pPr>
       <w:r>
+        <w:rPr>
+          <w:rFonts w:ascii="Aptos" w:hAnsi="Aptos" w:eastAsia="Aptos"/>
+          <w:sz w:val="21"/>
+        </w:rPr>
         <w:t xml:space="preserve">Flecha ← para volver al mapa</w:t>
       </w:r>
     </w:p>
@@ -3033,6 +3488,10 @@
         </w:numPr>
       </w:pPr>
       <w:r>
+        <w:rPr>
+          <w:rFonts w:ascii="Aptos" w:hAnsi="Aptos" w:eastAsia="Aptos"/>
+          <w:sz w:val="21"/>
+        </w:rPr>
         <w:t xml:space="preserve">Contador: "NIVEL X / 6"</w:t>
       </w:r>
     </w:p>
@@ -3045,6 +3504,10 @@
         </w:numPr>
       </w:pPr>
       <w:r>
+        <w:rPr>
+          <w:rFonts w:ascii="Aptos" w:hAnsi="Aptos" w:eastAsia="Aptos"/>
+          <w:sz w:val="21"/>
+        </w:rPr>
         <w:t xml:space="preserve">Etiqueta: "ACCESS DENIED"</w:t>
       </w:r>
     </w:p>
@@ -3057,6 +3520,10 @@
         </w:numPr>
       </w:pPr>
       <w:r>
+        <w:rPr>
+          <w:rFonts w:ascii="Aptos" w:hAnsi="Aptos" w:eastAsia="Aptos"/>
+          <w:sz w:val="21"/>
+        </w:rPr>
         <w:t xml:space="preserve">Cronómetro: 5:00 (cambia a amarillo &lt; 2:00, rojo &lt; 0:45)</w:t>
       </w:r>
     </w:p>
@@ -3069,6 +3536,10 @@
         </w:numPr>
       </w:pPr>
       <w:r>
+        <w:rPr>
+          <w:rFonts w:ascii="Aptos" w:hAnsi="Aptos" w:eastAsia="Aptos"/>
+          <w:sz w:val="21"/>
+        </w:rPr>
         <w:t xml:space="preserve">"Informe del virus": explicación narrativa del nivel</w:t>
       </w:r>
     </w:p>
@@ -3081,6 +3552,10 @@
         </w:numPr>
       </w:pPr>
       <w:r>
+        <w:rPr>
+          <w:rFonts w:ascii="Aptos" w:hAnsi="Aptos" w:eastAsia="Aptos"/>
+          <w:sz w:val="21"/>
+        </w:rPr>
         <w:t xml:space="preserve">Avatar de Leo/Sara hablando con globo de texto</w:t>
       </w:r>
     </w:p>
@@ -3093,6 +3568,10 @@
         </w:numPr>
       </w:pPr>
       <w:r>
+        <w:rPr>
+          <w:rFonts w:ascii="Aptos" w:hAnsi="Aptos" w:eastAsia="Aptos"/>
+          <w:sz w:val="21"/>
+        </w:rPr>
         <w:t xml:space="preserve">Botones: "Repetir" (volver a escuchar) y "Pista" (ayuda)</w:t>
       </w:r>
     </w:p>
@@ -3105,6 +3584,10 @@
         </w:numPr>
       </w:pPr>
       <w:r>
+        <w:rPr>
+          <w:rFonts w:ascii="Aptos" w:hAnsi="Aptos" w:eastAsia="Aptos"/>
+          <w:sz w:val="21"/>
+        </w:rPr>
         <w:t xml:space="preserve">"Reto en físico": descripción de la actividad + tarjetas</w:t>
       </w:r>
     </w:p>
@@ -3117,6 +3600,10 @@
         </w:numPr>
       </w:pPr>
       <w:r>
+        <w:rPr>
+          <w:rFonts w:ascii="Aptos" w:hAnsi="Aptos" w:eastAsia="Aptos"/>
+          <w:sz w:val="21"/>
+        </w:rPr>
         <w:t xml:space="preserve">"Evidencia del equipo": área para tomar/seleccionar foto</w:t>
       </w:r>
     </w:p>
@@ -3129,6 +3616,10 @@
         </w:numPr>
       </w:pPr>
       <w:r>
+        <w:rPr>
+          <w:rFonts w:ascii="Aptos" w:hAnsi="Aptos" w:eastAsia="Aptos"/>
+          <w:sz w:val="21"/>
+        </w:rPr>
         <w:t xml:space="preserve">Campo de código de acceso</w:t>
       </w:r>
     </w:p>
@@ -3141,14 +3632,20 @@
         </w:numPr>
       </w:pPr>
       <w:r>
+        <w:rPr>
+          <w:rFonts w:ascii="Aptos" w:hAnsi="Aptos" w:eastAsia="Aptos"/>
+          <w:sz w:val="21"/>
+        </w:rPr>
         <w:t xml:space="preserve">Botón: "HACKEAR EL VIRUS"</w:t>
       </w:r>
     </w:p>
     <w:p>
       <w:r>
         <w:rPr>
-          <w:b/>
-          <w:bCs/>
+          <w:rFonts w:ascii="Aptos" w:hAnsi="Aptos" w:eastAsia="Aptos"/>
+          <w:b/>
+          <w:bCs/>
+          <w:sz w:val="21"/>
         </w:rPr>
         <w:t xml:space="preserve"> Flujo por nivel:</w:t>
       </w:r>
@@ -3163,12 +3660,18 @@
       </w:pPr>
       <w:r>
         <w:rPr>
-          <w:b/>
-          <w:bCs/>
+          <w:rFonts w:ascii="Aptos" w:hAnsi="Aptos" w:eastAsia="Aptos"/>
+          <w:b/>
+          <w:bCs/>
+          <w:sz w:val="21"/>
         </w:rPr>
         <w:t xml:space="preserve">Escuchar instrucciones:</w:t>
       </w:r>
       <w:r>
+        <w:rPr>
+          <w:rFonts w:ascii="Aptos" w:hAnsi="Aptos" w:eastAsia="Aptos"/>
+          <w:sz w:val="21"/>
+        </w:rPr>
         <w:t xml:space="preserve"> Leo/Sara habla automáticamente. Si necesitan repetir, tocan "Repetir".</w:t>
       </w:r>
     </w:p>
@@ -3182,12 +3685,18 @@
       </w:pPr>
       <w:r>
         <w:rPr>
-          <w:b/>
-          <w:bCs/>
+          <w:rFonts w:ascii="Aptos" w:hAnsi="Aptos" w:eastAsia="Aptos"/>
+          <w:b/>
+          <w:bCs/>
+          <w:sz w:val="21"/>
         </w:rPr>
         <w:t xml:space="preserve">Leer el reto:</w:t>
       </w:r>
       <w:r>
+        <w:rPr>
+          <w:rFonts w:ascii="Aptos" w:hAnsi="Aptos" w:eastAsia="Aptos"/>
+          <w:sz w:val="21"/>
+        </w:rPr>
         <w:t xml:space="preserve"> La app muestra qué hacer en el mundo físico.</w:t>
       </w:r>
     </w:p>
@@ -3201,12 +3710,18 @@
       </w:pPr>
       <w:r>
         <w:rPr>
-          <w:b/>
-          <w:bCs/>
+          <w:rFonts w:ascii="Aptos" w:hAnsi="Aptos" w:eastAsia="Aptos"/>
+          <w:b/>
+          <w:bCs/>
+          <w:sz w:val="21"/>
         </w:rPr>
         <w:t xml:space="preserve">Hacer el reto:</w:t>
       </w:r>
       <w:r>
+        <w:rPr>
+          <w:rFonts w:ascii="Aptos" w:hAnsi="Aptos" w:eastAsia="Aptos"/>
+          <w:sz w:val="21"/>
+        </w:rPr>
         <w:t xml:space="preserve"> Los estudiantes realizan la actividad (tarjetas, QR, caminar, declarar, buscar versículo).</w:t>
       </w:r>
     </w:p>
@@ -3220,12 +3735,18 @@
       </w:pPr>
       <w:r>
         <w:rPr>
-          <w:b/>
-          <w:bCs/>
+          <w:rFonts w:ascii="Aptos" w:hAnsi="Aptos" w:eastAsia="Aptos"/>
+          <w:b/>
+          <w:bCs/>
+          <w:sz w:val="21"/>
         </w:rPr>
         <w:t xml:space="preserve">Tomar foto:</w:t>
       </w:r>
       <w:r>
+        <w:rPr>
+          <w:rFonts w:ascii="Aptos" w:hAnsi="Aptos" w:eastAsia="Aptos"/>
+          <w:sz w:val="21"/>
+        </w:rPr>
         <w:t xml:space="preserve"> Presionan "TOMAR FOTO" y sacan una foto del trabajo completado. La cámara del dispositivo se abre.</w:t>
       </w:r>
     </w:p>
@@ -3239,12 +3760,18 @@
       </w:pPr>
       <w:r>
         <w:rPr>
-          <w:b/>
-          <w:bCs/>
+          <w:rFonts w:ascii="Aptos" w:hAnsi="Aptos" w:eastAsia="Aptos"/>
+          <w:b/>
+          <w:bCs/>
+          <w:sz w:val="21"/>
         </w:rPr>
         <w:t xml:space="preserve">Escribir código:</w:t>
       </w:r>
       <w:r>
+        <w:rPr>
+          <w:rFonts w:ascii="Aptos" w:hAnsi="Aptos" w:eastAsia="Aptos"/>
+          <w:sz w:val="21"/>
+        </w:rPr>
         <w:t xml:space="preserve"> Tipean el código que descubrieron.</w:t>
       </w:r>
     </w:p>
@@ -3258,12 +3785,18 @@
       </w:pPr>
       <w:r>
         <w:rPr>
-          <w:b/>
-          <w:bCs/>
+          <w:rFonts w:ascii="Aptos" w:hAnsi="Aptos" w:eastAsia="Aptos"/>
+          <w:b/>
+          <w:bCs/>
+          <w:sz w:val="21"/>
         </w:rPr>
         <w:t xml:space="preserve">Hackear:</w:t>
       </w:r>
       <w:r>
+        <w:rPr>
+          <w:rFonts w:ascii="Aptos" w:hAnsi="Aptos" w:eastAsia="Aptos"/>
+          <w:sz w:val="21"/>
+        </w:rPr>
         <w:t xml:space="preserve"> Presionan "HACKEAR EL VIRUS".</w:t>
       </w:r>
     </w:p>
@@ -3276,6 +3809,10 @@
         </w:numPr>
       </w:pPr>
       <w:r>
+        <w:rPr>
+          <w:rFonts w:ascii="Aptos" w:hAnsi="Aptos" w:eastAsia="Aptos"/>
+          <w:sz w:val="21"/>
+        </w:rPr>
         <w:t xml:space="preserve">Si es correcto → Animación de "hackeo", puntos, modal con pieza de armadura, versículo y declaración.</w:t>
       </w:r>
     </w:p>
@@ -3288,6 +3825,10 @@
         </w:numPr>
       </w:pPr>
       <w:r>
+        <w:rPr>
+          <w:rFonts w:ascii="Aptos" w:hAnsi="Aptos" w:eastAsia="Aptos"/>
+          <w:sz w:val="21"/>
+        </w:rPr>
         <w:t xml:space="preserve">Si es incorrecto → "ACCESS DENIED", pueden reintentar sin penalización.</w:t>
       </w:r>
     </w:p>
@@ -3301,25 +3842,37 @@
       </w:pPr>
       <w:r>
         <w:rPr>
-          <w:b/>
-          <w:bCs/>
+          <w:rFonts w:ascii="Aptos" w:hAnsi="Aptos" w:eastAsia="Aptos"/>
+          <w:b/>
+          <w:bCs/>
+          <w:sz w:val="21"/>
         </w:rPr>
         <w:t xml:space="preserve">Continuar:</w:t>
       </w:r>
       <w:r>
+        <w:rPr>
+          <w:rFonts w:ascii="Aptos" w:hAnsi="Aptos" w:eastAsia="Aptos"/>
+          <w:sz w:val="21"/>
+        </w:rPr>
         <w:t xml:space="preserve"> Presionan "CONTINUAR" para volver al mapa.</w:t>
       </w:r>
     </w:p>
     <w:p>
       <w:r>
         <w:rPr>
-          <w:b/>
-          <w:bCs/>
+          <w:rFonts w:ascii="Aptos" w:hAnsi="Aptos" w:eastAsia="Aptos"/>
+          <w:b/>
+          <w:bCs/>
+          <w:sz w:val="21"/>
         </w:rPr>
         <w:t xml:space="preserve">Importante:</w:t>
       </w:r>
       <w:r>
-        <w:t xml:space="preserve"> La foto es opcional pero recomendada como evidencia del reto. Si no tienen cámara o permisos, pueden escribir directamente el código.</w:t>
+        <w:rPr>
+          <w:rFonts w:ascii="Aptos" w:hAnsi="Aptos" w:eastAsia="Aptos"/>
+          <w:sz w:val="21"/>
+        </w:rPr>
+        <w:t xml:space="preserve"> Sin foto de evidencia, el código NUNCA se validará. La foto es obligatoria.</w:t>
       </w:r>
     </w:p>
     <w:p>
@@ -3336,9 +3889,11 @@
       </w:pPr>
       <w:r>
         <w:rPr>
+          <w:rFonts w:ascii="Aptos" w:hAnsi="Aptos" w:eastAsia="Aptos"/>
           <w:b/>
           <w:bCs/>
           <w:color w:val="34E39B"/>
+          <w:sz w:val="21"/>
         </w:rPr>
         <w:t xml:space="preserve">Pantalla 5: VICTORIA / IDENTIDAD RESTAURADA</w:t>
       </w:r>
@@ -3346,8 +3901,10 @@
     <w:p>
       <w:r>
         <w:rPr>
-          <w:b/>
-          <w:bCs/>
+          <w:rFonts w:ascii="Aptos" w:hAnsi="Aptos" w:eastAsia="Aptos"/>
+          <w:b/>
+          <w:bCs/>
+          <w:sz w:val="21"/>
         </w:rPr>
         <w:t xml:space="preserve">Qué ven los estudiantes:</w:t>
       </w:r>
@@ -3361,6 +3918,10 @@
         </w:numPr>
       </w:pPr>
       <w:r>
+        <w:rPr>
+          <w:rFonts w:ascii="Aptos" w:hAnsi="Aptos" w:eastAsia="Aptos"/>
+          <w:sz w:val="21"/>
+        </w:rPr>
         <w:t xml:space="preserve">Alerta verde: "VIRUS ELIMINADO"</w:t>
       </w:r>
     </w:p>
@@ -3373,6 +3934,10 @@
         </w:numPr>
       </w:pPr>
       <w:r>
+        <w:rPr>
+          <w:rFonts w:ascii="Aptos" w:hAnsi="Aptos" w:eastAsia="Aptos"/>
+          <w:sz w:val="21"/>
+        </w:rPr>
         <w:t xml:space="preserve">Título: "Identidad restaurada"</w:t>
       </w:r>
     </w:p>
@@ -3385,6 +3950,10 @@
         </w:numPr>
       </w:pPr>
       <w:r>
+        <w:rPr>
+          <w:rFonts w:ascii="Aptos" w:hAnsi="Aptos" w:eastAsia="Aptos"/>
+          <w:sz w:val="21"/>
+        </w:rPr>
         <w:t xml:space="preserve">Medidor de ADN al 100%</w:t>
       </w:r>
     </w:p>
@@ -3397,6 +3966,10 @@
         </w:numPr>
       </w:pPr>
       <w:r>
+        <w:rPr>
+          <w:rFonts w:ascii="Aptos" w:hAnsi="Aptos" w:eastAsia="Aptos"/>
+          <w:sz w:val="21"/>
+        </w:rPr>
         <w:t xml:space="preserve">Imagen de Jesús (opcional)</w:t>
       </w:r>
     </w:p>
@@ -3409,6 +3982,10 @@
         </w:numPr>
       </w:pPr>
       <w:r>
+        <w:rPr>
+          <w:rFonts w:ascii="Aptos" w:hAnsi="Aptos" w:eastAsia="Aptos"/>
+          <w:sz w:val="21"/>
+        </w:rPr>
         <w:t xml:space="preserve">Mensaje inspirador</w:t>
       </w:r>
     </w:p>
@@ -3421,6 +3998,10 @@
         </w:numPr>
       </w:pPr>
       <w:r>
+        <w:rPr>
+          <w:rFonts w:ascii="Aptos" w:hAnsi="Aptos" w:eastAsia="Aptos"/>
+          <w:sz w:val="21"/>
+        </w:rPr>
         <w:t xml:space="preserve">Tarjeta de identidad con campos personales:</w:t>
       </w:r>
     </w:p>
@@ -3433,6 +4014,10 @@
         </w:numPr>
       </w:pPr>
       <w:r>
+        <w:rPr>
+          <w:rFonts w:ascii="Aptos" w:hAnsi="Aptos" w:eastAsia="Aptos"/>
+          <w:sz w:val="21"/>
+        </w:rPr>
         <w:t xml:space="preserve">IDENTIDAD: Hijo/a de Dios (fijo)</w:t>
       </w:r>
     </w:p>
@@ -3445,6 +4030,10 @@
         </w:numPr>
       </w:pPr>
       <w:r>
+        <w:rPr>
+          <w:rFonts w:ascii="Aptos" w:hAnsi="Aptos" w:eastAsia="Aptos"/>
+          <w:sz w:val="21"/>
+        </w:rPr>
         <w:t xml:space="preserve">MI PODER (campo de texto)</w:t>
       </w:r>
     </w:p>
@@ -3457,6 +4046,10 @@
         </w:numPr>
       </w:pPr>
       <w:r>
+        <w:rPr>
+          <w:rFonts w:ascii="Aptos" w:hAnsi="Aptos" w:eastAsia="Aptos"/>
+          <w:sz w:val="21"/>
+        </w:rPr>
         <w:t xml:space="preserve">VERDAD QUE NECESITO RECORDAR (campo de texto)</w:t>
       </w:r>
     </w:p>
@@ -3469,6 +4062,10 @@
         </w:numPr>
       </w:pPr>
       <w:r>
+        <w:rPr>
+          <w:rFonts w:ascii="Aptos" w:hAnsi="Aptos" w:eastAsia="Aptos"/>
+          <w:sz w:val="21"/>
+        </w:rPr>
         <w:t xml:space="preserve">MI PROPÓSITO (campo de texto)</w:t>
       </w:r>
     </w:p>
@@ -3481,6 +4078,10 @@
         </w:numPr>
       </w:pPr>
       <w:r>
+        <w:rPr>
+          <w:rFonts w:ascii="Aptos" w:hAnsi="Aptos" w:eastAsia="Aptos"/>
+          <w:sz w:val="21"/>
+        </w:rPr>
         <w:t xml:space="preserve">VERSÍCULO DESBLOQUEADO: Juan 1:12 (fijo)</w:t>
       </w:r>
     </w:p>
@@ -3493,6 +4094,10 @@
         </w:numPr>
       </w:pPr>
       <w:r>
+        <w:rPr>
+          <w:rFonts w:ascii="Aptos" w:hAnsi="Aptos" w:eastAsia="Aptos"/>
+          <w:sz w:val="21"/>
+        </w:rPr>
         <w:t xml:space="preserve">Botón: "DESCARGAR MI TARJETA" (genera imagen PNG)</w:t>
       </w:r>
     </w:p>
@@ -3505,14 +4110,20 @@
         </w:numPr>
       </w:pPr>
       <w:r>
+        <w:rPr>
+          <w:rFonts w:ascii="Aptos" w:hAnsi="Aptos" w:eastAsia="Aptos"/>
+          <w:sz w:val="21"/>
+        </w:rPr>
         <w:t xml:space="preserve">Botón: "NUEVA MISIÓN" (reinicia todo)</w:t>
       </w:r>
     </w:p>
     <w:p>
       <w:r>
         <w:rPr>
-          <w:b/>
-          <w:bCs/>
+          <w:rFonts w:ascii="Aptos" w:hAnsi="Aptos" w:eastAsia="Aptos"/>
+          <w:b/>
+          <w:bCs/>
+          <w:sz w:val="21"/>
         </w:rPr>
         <w:t xml:space="preserve">Qué hacer:</w:t>
       </w:r>
@@ -3526,6 +4137,10 @@
         </w:numPr>
       </w:pPr>
       <w:r>
+        <w:rPr>
+          <w:rFonts w:ascii="Aptos" w:hAnsi="Aptos" w:eastAsia="Aptos"/>
+          <w:sz w:val="21"/>
+        </w:rPr>
         <w:t xml:space="preserve">Los estudiantes reflexionan y escriben sus respuestas personales.</w:t>
       </w:r>
     </w:p>
@@ -3538,6 +4153,10 @@
         </w:numPr>
       </w:pPr>
       <w:r>
+        <w:rPr>
+          <w:rFonts w:ascii="Aptos" w:hAnsi="Aptos" w:eastAsia="Aptos"/>
+          <w:sz w:val="21"/>
+        </w:rPr>
         <w:t xml:space="preserve">Pueden descargar su tarjeta como imagen.</w:t>
       </w:r>
     </w:p>
@@ -3550,6 +4169,10 @@
         </w:numPr>
       </w:pPr>
       <w:r>
+        <w:rPr>
+          <w:rFonts w:ascii="Aptos" w:hAnsi="Aptos" w:eastAsia="Aptos"/>
+          <w:sz w:val="21"/>
+        </w:rPr>
         <w:t xml:space="preserve">El botón "NUEVA MISIÓN" reinicia la actividad para otro grupo.</w:t>
       </w:r>
     </w:p>
@@ -3567,9 +4190,11 @@
       </w:pPr>
       <w:r>
         <w:rPr>
+          <w:rFonts w:ascii="Aptos" w:hAnsi="Aptos" w:eastAsia="Aptos"/>
           <w:b/>
           <w:bCs/>
           <w:color w:val="22D3EE"/>
+          <w:sz w:val="21"/>
         </w:rPr>
         <w:t xml:space="preserve">6. Facilitación Durante la Actividad</w:t>
       </w:r>
@@ -3580,9 +4205,11 @@
       </w:pPr>
       <w:r>
         <w:rPr>
+          <w:rFonts w:ascii="Aptos" w:hAnsi="Aptos" w:eastAsia="Aptos"/>
           <w:b/>
           <w:bCs/>
           <w:color w:val="34E39B"/>
+          <w:sz w:val="21"/>
         </w:rPr>
         <w:t xml:space="preserve">Ritmo de la actividad</w:t>
       </w:r>
@@ -3611,6 +4238,7 @@
           <w:p>
             <w:r>
               <w:rPr>
+                <w:rFonts w:ascii="Aptos" w:hAnsi="Aptos" w:eastAsia="Aptos"/>
                 <w:b/>
                 <w:bCs/>
                 <w:color w:val="FFFFFF"/>
@@ -3628,6 +4256,7 @@
           <w:p>
             <w:r>
               <w:rPr>
+                <w:rFonts w:ascii="Aptos" w:hAnsi="Aptos" w:eastAsia="Aptos"/>
                 <w:b/>
                 <w:bCs/>
                 <w:color w:val="FFFFFF"/>
@@ -3644,6 +4273,7 @@
           <w:p>
             <w:r>
               <w:rPr>
+                <w:rFonts w:ascii="Aptos" w:hAnsi="Aptos" w:eastAsia="Aptos"/>
                 <w:b w:val="false"/>
                 <w:bCs w:val="false"/>
                 <w:color w:val="333333"/>
@@ -3658,6 +4288,7 @@
           <w:p>
             <w:r>
               <w:rPr>
+                <w:rFonts w:ascii="Aptos" w:hAnsi="Aptos" w:eastAsia="Aptos"/>
                 <w:b w:val="false"/>
                 <w:bCs w:val="false"/>
                 <w:color w:val="333333"/>
@@ -3677,6 +4308,7 @@
           <w:p>
             <w:r>
               <w:rPr>
+                <w:rFonts w:ascii="Aptos" w:hAnsi="Aptos" w:eastAsia="Aptos"/>
                 <w:b w:val="false"/>
                 <w:bCs w:val="false"/>
                 <w:color w:val="333333"/>
@@ -3694,6 +4326,7 @@
           <w:p>
             <w:r>
               <w:rPr>
+                <w:rFonts w:ascii="Aptos" w:hAnsi="Aptos" w:eastAsia="Aptos"/>
                 <w:b w:val="false"/>
                 <w:bCs w:val="false"/>
                 <w:color w:val="333333"/>
@@ -3710,6 +4343,7 @@
           <w:p>
             <w:r>
               <w:rPr>
+                <w:rFonts w:ascii="Aptos" w:hAnsi="Aptos" w:eastAsia="Aptos"/>
                 <w:b w:val="false"/>
                 <w:bCs w:val="false"/>
                 <w:color w:val="333333"/>
@@ -3724,6 +4358,7 @@
           <w:p>
             <w:r>
               <w:rPr>
+                <w:rFonts w:ascii="Aptos" w:hAnsi="Aptos" w:eastAsia="Aptos"/>
                 <w:b w:val="false"/>
                 <w:bCs w:val="false"/>
                 <w:color w:val="333333"/>
@@ -3743,6 +4378,7 @@
           <w:p>
             <w:r>
               <w:rPr>
+                <w:rFonts w:ascii="Aptos" w:hAnsi="Aptos" w:eastAsia="Aptos"/>
                 <w:b w:val="false"/>
                 <w:bCs w:val="false"/>
                 <w:color w:val="333333"/>
@@ -3760,6 +4396,7 @@
           <w:p>
             <w:r>
               <w:rPr>
+                <w:rFonts w:ascii="Aptos" w:hAnsi="Aptos" w:eastAsia="Aptos"/>
                 <w:b w:val="false"/>
                 <w:bCs w:val="false"/>
                 <w:color w:val="333333"/>
@@ -3776,6 +4413,7 @@
           <w:p>
             <w:r>
               <w:rPr>
+                <w:rFonts w:ascii="Aptos" w:hAnsi="Aptos" w:eastAsia="Aptos"/>
                 <w:b w:val="false"/>
                 <w:bCs w:val="false"/>
                 <w:color w:val="333333"/>
@@ -3790,6 +4428,7 @@
           <w:p>
             <w:r>
               <w:rPr>
+                <w:rFonts w:ascii="Aptos" w:hAnsi="Aptos" w:eastAsia="Aptos"/>
                 <w:b w:val="false"/>
                 <w:bCs w:val="false"/>
                 <w:color w:val="333333"/>
@@ -3809,6 +4448,7 @@
           <w:p>
             <w:r>
               <w:rPr>
+                <w:rFonts w:ascii="Aptos" w:hAnsi="Aptos" w:eastAsia="Aptos"/>
                 <w:b w:val="false"/>
                 <w:bCs w:val="false"/>
                 <w:color w:val="333333"/>
@@ -3826,6 +4466,7 @@
           <w:p>
             <w:r>
               <w:rPr>
+                <w:rFonts w:ascii="Aptos" w:hAnsi="Aptos" w:eastAsia="Aptos"/>
                 <w:b w:val="false"/>
                 <w:bCs w:val="false"/>
                 <w:color w:val="333333"/>
@@ -3842,6 +4483,7 @@
           <w:p>
             <w:r>
               <w:rPr>
+                <w:rFonts w:ascii="Aptos" w:hAnsi="Aptos" w:eastAsia="Aptos"/>
                 <w:b w:val="false"/>
                 <w:bCs w:val="false"/>
                 <w:color w:val="333333"/>
@@ -3856,6 +4498,7 @@
           <w:p>
             <w:r>
               <w:rPr>
+                <w:rFonts w:ascii="Aptos" w:hAnsi="Aptos" w:eastAsia="Aptos"/>
                 <w:b w:val="false"/>
                 <w:bCs w:val="false"/>
                 <w:color w:val="333333"/>
@@ -3875,6 +4518,7 @@
           <w:p>
             <w:r>
               <w:rPr>
+                <w:rFonts w:ascii="Aptos" w:hAnsi="Aptos" w:eastAsia="Aptos"/>
                 <w:b w:val="false"/>
                 <w:bCs w:val="false"/>
                 <w:color w:val="333333"/>
@@ -3892,6 +4536,7 @@
           <w:p>
             <w:r>
               <w:rPr>
+                <w:rFonts w:ascii="Aptos" w:hAnsi="Aptos" w:eastAsia="Aptos"/>
                 <w:b w:val="false"/>
                 <w:bCs w:val="false"/>
                 <w:color w:val="333333"/>
@@ -3908,6 +4553,7 @@
           <w:p>
             <w:r>
               <w:rPr>
+                <w:rFonts w:ascii="Aptos" w:hAnsi="Aptos" w:eastAsia="Aptos"/>
                 <w:b w:val="false"/>
                 <w:bCs w:val="false"/>
                 <w:color w:val="333333"/>
@@ -3922,6 +4568,7 @@
           <w:p>
             <w:r>
               <w:rPr>
+                <w:rFonts w:ascii="Aptos" w:hAnsi="Aptos" w:eastAsia="Aptos"/>
                 <w:b w:val="false"/>
                 <w:bCs w:val="false"/>
                 <w:color w:val="333333"/>
@@ -3940,9 +4587,11 @@
       </w:pPr>
       <w:r>
         <w:rPr>
+          <w:rFonts w:ascii="Aptos" w:hAnsi="Aptos" w:eastAsia="Aptos"/>
           <w:b/>
           <w:bCs/>
           <w:color w:val="34E39B"/>
+          <w:sz w:val="21"/>
         </w:rPr>
         <w:t xml:space="preserve">Cómo acompañar sin resolver</w:t>
       </w:r>
@@ -3957,12 +4606,18 @@
       </w:pPr>
       <w:r>
         <w:rPr>
-          <w:b/>
-          <w:bCs/>
+          <w:rFonts w:ascii="Aptos" w:hAnsi="Aptos" w:eastAsia="Aptos"/>
+          <w:b/>
+          <w:bCs/>
+          <w:sz w:val="21"/>
         </w:rPr>
         <w:t xml:space="preserve">No des el código.</w:t>
       </w:r>
       <w:r>
+        <w:rPr>
+          <w:rFonts w:ascii="Aptos" w:hAnsi="Aptos" w:eastAsia="Aptos"/>
+          <w:sz w:val="21"/>
+        </w:rPr>
         <w:t xml:space="preserve"> Si preguntan, usa la pista de la app o da una indirecta verbal.</w:t>
       </w:r>
     </w:p>
@@ -3976,12 +4631,18 @@
       </w:pPr>
       <w:r>
         <w:rPr>
-          <w:b/>
-          <w:bCs/>
+          <w:rFonts w:ascii="Aptos" w:hAnsi="Aptos" w:eastAsia="Aptos"/>
+          <w:b/>
+          <w:bCs/>
+          <w:sz w:val="21"/>
         </w:rPr>
         <w:t xml:space="preserve">Observa las fotos.</w:t>
       </w:r>
       <w:r>
+        <w:rPr>
+          <w:rFonts w:ascii="Aptos" w:hAnsi="Aptos" w:eastAsia="Aptos"/>
+          <w:sz w:val="21"/>
+        </w:rPr>
         <w:t xml:space="preserve"> Asegúrate de que tomen evidencia real del reto, no cualquier cosa.</w:t>
       </w:r>
     </w:p>
@@ -3995,12 +4656,18 @@
       </w:pPr>
       <w:r>
         <w:rPr>
-          <w:b/>
-          <w:bCs/>
+          <w:rFonts w:ascii="Aptos" w:hAnsi="Aptos" w:eastAsia="Aptos"/>
+          <w:b/>
+          <w:bCs/>
+          <w:sz w:val="21"/>
         </w:rPr>
         <w:t xml:space="preserve">Anima el equipo.</w:t>
       </w:r>
       <w:r>
+        <w:rPr>
+          <w:rFonts w:ascii="Aptos" w:hAnsi="Aptos" w:eastAsia="Aptos"/>
+          <w:sz w:val="21"/>
+        </w:rPr>
         <w:t xml:space="preserve"> Cuando fallen un código, recuérdales que pueden reintentar sin problema.</w:t>
       </w:r>
     </w:p>
@@ -4014,12 +4681,18 @@
       </w:pPr>
       <w:r>
         <w:rPr>
-          <w:b/>
-          <w:bCs/>
+          <w:rFonts w:ascii="Aptos" w:hAnsi="Aptos" w:eastAsia="Aptos"/>
+          <w:b/>
+          <w:bCs/>
+          <w:sz w:val="21"/>
         </w:rPr>
         <w:t xml:space="preserve">Controla los tiempos.</w:t>
       </w:r>
       <w:r>
+        <w:rPr>
+          <w:rFonts w:ascii="Aptos" w:hAnsi="Aptos" w:eastAsia="Aptos"/>
+          <w:sz w:val="21"/>
+        </w:rPr>
         <w:t xml:space="preserve"> Si un grupo se tarda mucho, sugiéreles usar la pista.</w:t>
       </w:r>
     </w:p>
@@ -4033,12 +4706,18 @@
       </w:pPr>
       <w:r>
         <w:rPr>
-          <w:b/>
-          <w:bCs/>
+          <w:rFonts w:ascii="Aptos" w:hAnsi="Aptos" w:eastAsia="Aptos"/>
+          <w:b/>
+          <w:bCs/>
+          <w:sz w:val="21"/>
         </w:rPr>
         <w:t xml:space="preserve">Fomenta la participación.</w:t>
       </w:r>
       <w:r>
+        <w:rPr>
+          <w:rFonts w:ascii="Aptos" w:hAnsi="Aptos" w:eastAsia="Aptos"/>
+          <w:sz w:val="21"/>
+        </w:rPr>
         <w:t xml:space="preserve"> En niveles como Firewall, asegúrate de que todos participen.</w:t>
       </w:r>
     </w:p>
@@ -4048,15 +4727,21 @@
       </w:pPr>
       <w:r>
         <w:rPr>
+          <w:rFonts w:ascii="Aptos" w:hAnsi="Aptos" w:eastAsia="Aptos"/>
           <w:b/>
           <w:bCs/>
           <w:color w:val="34E39B"/>
+          <w:sz w:val="21"/>
         </w:rPr>
         <w:t xml:space="preserve">Uso del sistema de pistas</w:t>
       </w:r>
     </w:p>
     <w:p>
       <w:r>
+        <w:rPr>
+          <w:rFonts w:ascii="Aptos" w:hAnsi="Aptos" w:eastAsia="Aptos"/>
+          <w:sz w:val="21"/>
+        </w:rPr>
         <w:t xml:space="preserve">Cada nivel tiene un botón "Pista" que reproduce un audio con una indirecta. Úsalo cuando:</w:t>
       </w:r>
     </w:p>
@@ -4069,6 +4754,10 @@
         </w:numPr>
       </w:pPr>
       <w:r>
+        <w:rPr>
+          <w:rFonts w:ascii="Aptos" w:hAnsi="Aptos" w:eastAsia="Aptos"/>
+          <w:sz w:val="21"/>
+        </w:rPr>
         <w:t xml:space="preserve">Un grupo lleva más de 5 minutos sin avanzar.</w:t>
       </w:r>
     </w:p>
@@ -4081,6 +4770,10 @@
         </w:numPr>
       </w:pPr>
       <w:r>
+        <w:rPr>
+          <w:rFonts w:ascii="Aptos" w:hAnsi="Aptos" w:eastAsia="Aptos"/>
+          <w:sz w:val="21"/>
+        </w:rPr>
         <w:t xml:space="preserve">Vean frustración en los estudiantes.</w:t>
       </w:r>
     </w:p>
@@ -4093,6 +4786,10 @@
         </w:numPr>
       </w:pPr>
       <w:r>
+        <w:rPr>
+          <w:rFonts w:ascii="Aptos" w:hAnsi="Aptos" w:eastAsia="Aptos"/>
+          <w:sz w:val="21"/>
+        </w:rPr>
         <w:t xml:space="preserve">Quieras dar un empujón sin resolver directamente.</w:t>
       </w:r>
     </w:p>
@@ -4102,15 +4799,21 @@
       </w:pPr>
       <w:r>
         <w:rPr>
+          <w:rFonts w:ascii="Aptos" w:hAnsi="Aptos" w:eastAsia="Aptos"/>
           <w:b/>
           <w:bCs/>
           <w:color w:val="34E39B"/>
+          <w:sz w:val="21"/>
         </w:rPr>
         <w:t xml:space="preserve">Monitoreo de progreso</w:t>
       </w:r>
     </w:p>
     <w:p>
       <w:r>
+        <w:rPr>
+          <w:rFonts w:ascii="Aptos" w:hAnsi="Aptos" w:eastAsia="Aptos"/>
+          <w:sz w:val="21"/>
+        </w:rPr>
         <w:t xml:space="preserve">Desde el mapa puedes ver:</w:t>
       </w:r>
     </w:p>
@@ -4123,6 +4826,10 @@
         </w:numPr>
       </w:pPr>
       <w:r>
+        <w:rPr>
+          <w:rFonts w:ascii="Aptos" w:hAnsi="Aptos" w:eastAsia="Aptos"/>
+          <w:sz w:val="21"/>
+        </w:rPr>
         <w:t xml:space="preserve">Cuántos niveles ha completado cada grupo (barra de ADN)</w:t>
       </w:r>
     </w:p>
@@ -4135,6 +4842,10 @@
         </w:numPr>
       </w:pPr>
       <w:r>
+        <w:rPr>
+          <w:rFonts w:ascii="Aptos" w:hAnsi="Aptos" w:eastAsia="Aptos"/>
+          <w:sz w:val="21"/>
+        </w:rPr>
         <w:t xml:space="preserve">Qué piezas de armadura tienen equipadas</w:t>
       </w:r>
     </w:p>
@@ -4147,6 +4858,10 @@
         </w:numPr>
       </w:pPr>
       <w:r>
+        <w:rPr>
+          <w:rFonts w:ascii="Aptos" w:hAnsi="Aptos" w:eastAsia="Aptos"/>
+          <w:sz w:val="21"/>
+        </w:rPr>
         <w:t xml:space="preserve">Las fotos de evidencia de cada nivel</w:t>
       </w:r>
     </w:p>
@@ -4164,9 +4879,11 @@
       </w:pPr>
       <w:r>
         <w:rPr>
+          <w:rFonts w:ascii="Aptos" w:hAnsi="Aptos" w:eastAsia="Aptos"/>
           <w:b/>
           <w:bCs/>
           <w:color w:val="22D3EE"/>
+          <w:sz w:val="21"/>
         </w:rPr>
         <w:t xml:space="preserve">7. Solución de Problemas</w:t>
       </w:r>
@@ -4195,6 +4912,7 @@
           <w:p>
             <w:r>
               <w:rPr>
+                <w:rFonts w:ascii="Aptos" w:hAnsi="Aptos" w:eastAsia="Aptos"/>
                 <w:b/>
                 <w:bCs/>
                 <w:color w:val="FFFFFF"/>
@@ -4212,6 +4930,7 @@
           <w:p>
             <w:r>
               <w:rPr>
+                <w:rFonts w:ascii="Aptos" w:hAnsi="Aptos" w:eastAsia="Aptos"/>
                 <w:b/>
                 <w:bCs/>
                 <w:color w:val="FFFFFF"/>
@@ -4228,6 +4947,7 @@
           <w:p>
             <w:r>
               <w:rPr>
+                <w:rFonts w:ascii="Aptos" w:hAnsi="Aptos" w:eastAsia="Aptos"/>
                 <w:b w:val="false"/>
                 <w:bCs w:val="false"/>
                 <w:color w:val="333333"/>
@@ -4242,6 +4962,7 @@
           <w:p>
             <w:r>
               <w:rPr>
+                <w:rFonts w:ascii="Aptos" w:hAnsi="Aptos" w:eastAsia="Aptos"/>
                 <w:b w:val="false"/>
                 <w:bCs w:val="false"/>
                 <w:color w:val="333333"/>
@@ -4261,6 +4982,7 @@
           <w:p>
             <w:r>
               <w:rPr>
+                <w:rFonts w:ascii="Aptos" w:hAnsi="Aptos" w:eastAsia="Aptos"/>
                 <w:b w:val="false"/>
                 <w:bCs w:val="false"/>
                 <w:color w:val="333333"/>
@@ -4278,6 +5000,7 @@
           <w:p>
             <w:r>
               <w:rPr>
+                <w:rFonts w:ascii="Aptos" w:hAnsi="Aptos" w:eastAsia="Aptos"/>
                 <w:b w:val="false"/>
                 <w:bCs w:val="false"/>
                 <w:color w:val="333333"/>
@@ -4294,6 +5017,7 @@
           <w:p>
             <w:r>
               <w:rPr>
+                <w:rFonts w:ascii="Aptos" w:hAnsi="Aptos" w:eastAsia="Aptos"/>
                 <w:b w:val="false"/>
                 <w:bCs w:val="false"/>
                 <w:color w:val="333333"/>
@@ -4308,6 +5032,7 @@
           <w:p>
             <w:r>
               <w:rPr>
+                <w:rFonts w:ascii="Aptos" w:hAnsi="Aptos" w:eastAsia="Aptos"/>
                 <w:b w:val="false"/>
                 <w:bCs w:val="false"/>
                 <w:color w:val="333333"/>
@@ -4327,6 +5052,7 @@
           <w:p>
             <w:r>
               <w:rPr>
+                <w:rFonts w:ascii="Aptos" w:hAnsi="Aptos" w:eastAsia="Aptos"/>
                 <w:b w:val="false"/>
                 <w:bCs w:val="false"/>
                 <w:color w:val="333333"/>
@@ -4344,6 +5070,7 @@
           <w:p>
             <w:r>
               <w:rPr>
+                <w:rFonts w:ascii="Aptos" w:hAnsi="Aptos" w:eastAsia="Aptos"/>
                 <w:b w:val="false"/>
                 <w:bCs w:val="false"/>
                 <w:color w:val="333333"/>
@@ -4360,6 +5087,7 @@
           <w:p>
             <w:r>
               <w:rPr>
+                <w:rFonts w:ascii="Aptos" w:hAnsi="Aptos" w:eastAsia="Aptos"/>
                 <w:b w:val="false"/>
                 <w:bCs w:val="false"/>
                 <w:color w:val="333333"/>
@@ -4374,6 +5102,7 @@
           <w:p>
             <w:r>
               <w:rPr>
+                <w:rFonts w:ascii="Aptos" w:hAnsi="Aptos" w:eastAsia="Aptos"/>
                 <w:b w:val="false"/>
                 <w:bCs w:val="false"/>
                 <w:color w:val="333333"/>
@@ -4393,6 +5122,7 @@
           <w:p>
             <w:r>
               <w:rPr>
+                <w:rFonts w:ascii="Aptos" w:hAnsi="Aptos" w:eastAsia="Aptos"/>
                 <w:b w:val="false"/>
                 <w:bCs w:val="false"/>
                 <w:color w:val="333333"/>
@@ -4410,6 +5140,7 @@
           <w:p>
             <w:r>
               <w:rPr>
+                <w:rFonts w:ascii="Aptos" w:hAnsi="Aptos" w:eastAsia="Aptos"/>
                 <w:b w:val="false"/>
                 <w:bCs w:val="false"/>
                 <w:color w:val="333333"/>
@@ -4426,6 +5157,7 @@
           <w:p>
             <w:r>
               <w:rPr>
+                <w:rFonts w:ascii="Aptos" w:hAnsi="Aptos" w:eastAsia="Aptos"/>
                 <w:b w:val="false"/>
                 <w:bCs w:val="false"/>
                 <w:color w:val="333333"/>
@@ -4440,6 +5172,7 @@
           <w:p>
             <w:r>
               <w:rPr>
+                <w:rFonts w:ascii="Aptos" w:hAnsi="Aptos" w:eastAsia="Aptos"/>
                 <w:b w:val="false"/>
                 <w:bCs w:val="false"/>
                 <w:color w:val="333333"/>
@@ -4459,6 +5192,7 @@
           <w:p>
             <w:r>
               <w:rPr>
+                <w:rFonts w:ascii="Aptos" w:hAnsi="Aptos" w:eastAsia="Aptos"/>
                 <w:b w:val="false"/>
                 <w:bCs w:val="false"/>
                 <w:color w:val="333333"/>
@@ -4476,6 +5210,7 @@
           <w:p>
             <w:r>
               <w:rPr>
+                <w:rFonts w:ascii="Aptos" w:hAnsi="Aptos" w:eastAsia="Aptos"/>
                 <w:b w:val="false"/>
                 <w:bCs w:val="false"/>
                 <w:color w:val="333333"/>
@@ -4502,20 +5237,26 @@
       </w:pPr>
       <w:r>
         <w:rPr>
+          <w:rFonts w:ascii="Aptos" w:hAnsi="Aptos" w:eastAsia="Aptos"/>
           <w:b/>
           <w:bCs/>
           <w:color w:val="22D3EE"/>
+          <w:sz w:val="21"/>
         </w:rPr>
         <w:t xml:space="preserve">8. Personalización del Contenido (Opcional)</w:t>
       </w:r>
     </w:p>
     <w:p>
       <w:r>
+        <w:rPr>
+          <w:rFonts w:ascii="Aptos" w:hAnsi="Aptos" w:eastAsia="Aptos"/>
+          <w:sz w:val="21"/>
+        </w:rPr>
         <w:t xml:space="preserve">Si deseas adaptar la actividad a tu contexto, puedes editar el archivo </w:t>
       </w:r>
       <w:r>
         <w:rPr>
-          <w:rFonts w:ascii="Consolas" w:cs="Consolas" w:eastAsia="Consolas" w:hAnsi="Consolas"/>
+          <w:rFonts w:ascii="Aptos" w:cs="Consolas" w:eastAsia="Aptos" w:hAnsi="Aptos"/>
           <w:color w:val="22D3EE"/>
           <w:sz w:val="20"/>
           <w:szCs w:val="20"/>
@@ -4523,6 +5264,10 @@
         <w:t xml:space="preserve">lib/data.js</w:t>
       </w:r>
       <w:r>
+        <w:rPr>
+          <w:rFonts w:ascii="Aptos" w:hAnsi="Aptos" w:eastAsia="Aptos"/>
+          <w:sz w:val="21"/>
+        </w:rPr>
         <w:t xml:space="preserve">:</w:t>
       </w:r>
     </w:p>
@@ -4532,20 +5277,26 @@
       </w:pPr>
       <w:r>
         <w:rPr>
+          <w:rFonts w:ascii="Aptos" w:hAnsi="Aptos" w:eastAsia="Aptos"/>
           <w:b/>
           <w:bCs/>
           <w:color w:val="34E39B"/>
+          <w:sz w:val="21"/>
         </w:rPr>
         <w:t xml:space="preserve">Cambiar los códigos de acceso</w:t>
       </w:r>
     </w:p>
     <w:p>
       <w:r>
+        <w:rPr>
+          <w:rFonts w:ascii="Aptos" w:hAnsi="Aptos" w:eastAsia="Aptos"/>
+          <w:sz w:val="21"/>
+        </w:rPr>
         <w:t xml:space="preserve">Busca el array </w:t>
       </w:r>
       <w:r>
         <w:rPr>
-          <w:rFonts w:ascii="Consolas" w:cs="Consolas" w:eastAsia="Consolas" w:hAnsi="Consolas"/>
+          <w:rFonts w:ascii="Aptos" w:cs="Consolas" w:eastAsia="Aptos" w:hAnsi="Aptos"/>
           <w:color w:val="22D3EE"/>
           <w:sz w:val="20"/>
           <w:szCs w:val="20"/>
@@ -4553,11 +5304,15 @@
         <w:t xml:space="preserve">NIVELES</w:t>
       </w:r>
       <w:r>
+        <w:rPr>
+          <w:rFonts w:ascii="Aptos" w:hAnsi="Aptos" w:eastAsia="Aptos"/>
+          <w:sz w:val="21"/>
+        </w:rPr>
         <w:t xml:space="preserve"> y modifica el campo </w:t>
       </w:r>
       <w:r>
         <w:rPr>
-          <w:rFonts w:ascii="Consolas" w:cs="Consolas" w:eastAsia="Consolas" w:hAnsi="Consolas"/>
+          <w:rFonts w:ascii="Aptos" w:cs="Consolas" w:eastAsia="Aptos" w:hAnsi="Aptos"/>
           <w:color w:val="22D3EE"/>
           <w:sz w:val="20"/>
           <w:szCs w:val="20"/>
@@ -4565,6 +5320,10 @@
         <w:t xml:space="preserve">clave</w:t>
       </w:r>
       <w:r>
+        <w:rPr>
+          <w:rFonts w:ascii="Aptos" w:hAnsi="Aptos" w:eastAsia="Aptos"/>
+          <w:sz w:val="21"/>
+        </w:rPr>
         <w:t xml:space="preserve"> de cada nivel.</w:t>
       </w:r>
     </w:p>
@@ -4574,20 +5333,26 @@
       </w:pPr>
       <w:r>
         <w:rPr>
+          <w:rFonts w:ascii="Aptos" w:hAnsi="Aptos" w:eastAsia="Aptos"/>
           <w:b/>
           <w:bCs/>
           <w:color w:val="34E39B"/>
+          <w:sz w:val="21"/>
         </w:rPr>
         <w:t xml:space="preserve">Cambiar los textos de las voces</w:t>
       </w:r>
     </w:p>
     <w:p>
       <w:r>
+        <w:rPr>
+          <w:rFonts w:ascii="Aptos" w:hAnsi="Aptos" w:eastAsia="Aptos"/>
+          <w:sz w:val="21"/>
+        </w:rPr>
         <w:t xml:space="preserve">Edita el objeto </w:t>
       </w:r>
       <w:r>
         <w:rPr>
-          <w:rFonts w:ascii="Consolas" w:cs="Consolas" w:eastAsia="Consolas" w:hAnsi="Consolas"/>
+          <w:rFonts w:ascii="Aptos" w:cs="Consolas" w:eastAsia="Aptos" w:hAnsi="Aptos"/>
           <w:color w:val="22D3EE"/>
           <w:sz w:val="20"/>
           <w:szCs w:val="20"/>
@@ -4595,11 +5360,15 @@
         <w:t xml:space="preserve">VOCES</w:t>
       </w:r>
       <w:r>
+        <w:rPr>
+          <w:rFonts w:ascii="Aptos" w:hAnsi="Aptos" w:eastAsia="Aptos"/>
+          <w:sz w:val="21"/>
+        </w:rPr>
         <w:t xml:space="preserve"> con los mensajes que quieras. Puedes grabar MP3 propios en </w:t>
       </w:r>
       <w:r>
         <w:rPr>
-          <w:rFonts w:ascii="Consolas" w:cs="Consolas" w:eastAsia="Consolas" w:hAnsi="Consolas"/>
+          <w:rFonts w:ascii="Aptos" w:cs="Consolas" w:eastAsia="Aptos" w:hAnsi="Aptos"/>
           <w:color w:val="22D3EE"/>
           <w:sz w:val="20"/>
           <w:szCs w:val="20"/>
@@ -4607,11 +5376,15 @@
         <w:t xml:space="preserve">public/voces/leo/</w:t>
       </w:r>
       <w:r>
+        <w:rPr>
+          <w:rFonts w:ascii="Aptos" w:hAnsi="Aptos" w:eastAsia="Aptos"/>
+          <w:sz w:val="21"/>
+        </w:rPr>
         <w:t xml:space="preserve"> o </w:t>
       </w:r>
       <w:r>
         <w:rPr>
-          <w:rFonts w:ascii="Consolas" w:cs="Consolas" w:eastAsia="Consolas" w:hAnsi="Consolas"/>
+          <w:rFonts w:ascii="Aptos" w:cs="Consolas" w:eastAsia="Aptos" w:hAnsi="Aptos"/>
           <w:color w:val="22D3EE"/>
           <w:sz w:val="20"/>
           <w:szCs w:val="20"/>
@@ -4619,6 +5392,10 @@
         <w:t xml:space="preserve">public/voces/sara/</w:t>
       </w:r>
       <w:r>
+        <w:rPr>
+          <w:rFonts w:ascii="Aptos" w:hAnsi="Aptos" w:eastAsia="Aptos"/>
+          <w:sz w:val="21"/>
+        </w:rPr>
         <w:t xml:space="preserve">.</w:t>
       </w:r>
     </w:p>
@@ -4628,20 +5405,26 @@
       </w:pPr>
       <w:r>
         <w:rPr>
+          <w:rFonts w:ascii="Aptos" w:hAnsi="Aptos" w:eastAsia="Aptos"/>
           <w:b/>
           <w:bCs/>
           <w:color w:val="34E39B"/>
+          <w:sz w:val="21"/>
         </w:rPr>
         <w:t xml:space="preserve">Cambiar versículos o declaraciones</w:t>
       </w:r>
     </w:p>
     <w:p>
       <w:r>
+        <w:rPr>
+          <w:rFonts w:ascii="Aptos" w:hAnsi="Aptos" w:eastAsia="Aptos"/>
+          <w:sz w:val="21"/>
+        </w:rPr>
         <w:t xml:space="preserve">Modifica los campos </w:t>
       </w:r>
       <w:r>
         <w:rPr>
-          <w:rFonts w:ascii="Consolas" w:cs="Consolas" w:eastAsia="Consolas" w:hAnsi="Consolas"/>
+          <w:rFonts w:ascii="Aptos" w:cs="Consolas" w:eastAsia="Aptos" w:hAnsi="Aptos"/>
           <w:color w:val="22D3EE"/>
           <w:sz w:val="20"/>
           <w:szCs w:val="20"/>
@@ -4649,11 +5432,15 @@
         <w:t xml:space="preserve">verso</w:t>
       </w:r>
       <w:r>
+        <w:rPr>
+          <w:rFonts w:ascii="Aptos" w:hAnsi="Aptos" w:eastAsia="Aptos"/>
+          <w:sz w:val="21"/>
+        </w:rPr>
         <w:t xml:space="preserve"> y </w:t>
       </w:r>
       <w:r>
         <w:rPr>
-          <w:rFonts w:ascii="Consolas" w:cs="Consolas" w:eastAsia="Consolas" w:hAnsi="Consolas"/>
+          <w:rFonts w:ascii="Aptos" w:cs="Consolas" w:eastAsia="Aptos" w:hAnsi="Aptos"/>
           <w:color w:val="22D3EE"/>
           <w:sz w:val="20"/>
           <w:szCs w:val="20"/>
@@ -4661,6 +5448,10 @@
         <w:t xml:space="preserve">decl</w:t>
       </w:r>
       <w:r>
+        <w:rPr>
+          <w:rFonts w:ascii="Aptos" w:hAnsi="Aptos" w:eastAsia="Aptos"/>
+          <w:sz w:val="21"/>
+        </w:rPr>
         <w:t xml:space="preserve"> en cada nivel.</w:t>
       </w:r>
     </w:p>
@@ -4670,20 +5461,26 @@
       </w:pPr>
       <w:r>
         <w:rPr>
+          <w:rFonts w:ascii="Aptos" w:hAnsi="Aptos" w:eastAsia="Aptos"/>
           <w:b/>
           <w:bCs/>
           <w:color w:val="34E39B"/>
+          <w:sz w:val="21"/>
         </w:rPr>
         <w:t xml:space="preserve">Cambiar los materiales impresos</w:t>
       </w:r>
     </w:p>
     <w:p>
       <w:r>
+        <w:rPr>
+          <w:rFonts w:ascii="Aptos" w:hAnsi="Aptos" w:eastAsia="Aptos"/>
+          <w:sz w:val="21"/>
+        </w:rPr>
         <w:t xml:space="preserve">Modifica los campos </w:t>
       </w:r>
       <w:r>
         <w:rPr>
-          <w:rFonts w:ascii="Consolas" w:cs="Consolas" w:eastAsia="Consolas" w:hAnsi="Consolas"/>
+          <w:rFonts w:ascii="Aptos" w:cs="Consolas" w:eastAsia="Aptos" w:hAnsi="Aptos"/>
           <w:color w:val="22D3EE"/>
           <w:sz w:val="20"/>
           <w:szCs w:val="20"/>
@@ -4691,11 +5488,15 @@
         <w:t xml:space="preserve">reto</w:t>
       </w:r>
       <w:r>
+        <w:rPr>
+          <w:rFonts w:ascii="Aptos" w:hAnsi="Aptos" w:eastAsia="Aptos"/>
+          <w:sz w:val="21"/>
+        </w:rPr>
         <w:t xml:space="preserve">, </w:t>
       </w:r>
       <w:r>
         <w:rPr>
-          <w:rFonts w:ascii="Consolas" w:cs="Consolas" w:eastAsia="Consolas" w:hAnsi="Consolas"/>
+          <w:rFonts w:ascii="Aptos" w:cs="Consolas" w:eastAsia="Aptos" w:hAnsi="Aptos"/>
           <w:color w:val="22D3EE"/>
           <w:sz w:val="20"/>
           <w:szCs w:val="20"/>
@@ -4703,11 +5504,15 @@
         <w:t xml:space="preserve">tarjetas</w:t>
       </w:r>
       <w:r>
+        <w:rPr>
+          <w:rFonts w:ascii="Aptos" w:hAnsi="Aptos" w:eastAsia="Aptos"/>
+          <w:sz w:val="21"/>
+        </w:rPr>
         <w:t xml:space="preserve"> y </w:t>
       </w:r>
       <w:r>
         <w:rPr>
-          <w:rFonts w:ascii="Consolas" w:cs="Consolas" w:eastAsia="Consolas" w:hAnsi="Consolas"/>
+          <w:rFonts w:ascii="Aptos" w:cs="Consolas" w:eastAsia="Aptos" w:hAnsi="Aptos"/>
           <w:color w:val="22D3EE"/>
           <w:sz w:val="20"/>
           <w:szCs w:val="20"/>
@@ -4715,6 +5520,10 @@
         <w:t xml:space="preserve">mat</w:t>
       </w:r>
       <w:r>
+        <w:rPr>
+          <w:rFonts w:ascii="Aptos" w:hAnsi="Aptos" w:eastAsia="Aptos"/>
+          <w:sz w:val="21"/>
+        </w:rPr>
         <w:t xml:space="preserve"> en cada nivel.</w:t>
       </w:r>
     </w:p>
@@ -4727,6 +5536,7 @@
       </w:pPr>
       <w:r>
         <w:rPr>
+          <w:rFonts w:ascii="Aptos" w:hAnsi="Aptos" w:eastAsia="Aptos"/>
           <w:i/>
           <w:iCs/>
           <w:color w:val="7C93AE"/>
@@ -4750,9 +5560,11 @@
       </w:pPr>
       <w:r>
         <w:rPr>
+          <w:rFonts w:ascii="Aptos" w:hAnsi="Aptos" w:eastAsia="Aptos"/>
           <w:b/>
           <w:bCs/>
           <w:color w:val="22D3EE"/>
+          <w:sz w:val="21"/>
         </w:rPr>
         <w:t xml:space="preserve">9. Consejos Finales</w:t>
       </w:r>
@@ -4767,12 +5579,18 @@
       </w:pPr>
       <w:r>
         <w:rPr>
-          <w:b/>
-          <w:bCs/>
+          <w:rFonts w:ascii="Aptos" w:hAnsi="Aptos" w:eastAsia="Aptos"/>
+          <w:b/>
+          <w:bCs/>
+          <w:sz w:val="21"/>
         </w:rPr>
         <w:t xml:space="preserve">Haz una prueba general</w:t>
       </w:r>
       <w:r>
+        <w:rPr>
+          <w:rFonts w:ascii="Aptos" w:hAnsi="Aptos" w:eastAsia="Aptos"/>
+          <w:sz w:val="21"/>
+        </w:rPr>
         <w:t xml:space="preserve"> antes de la actividad con todos los niveles.</w:t>
       </w:r>
     </w:p>
@@ -4786,12 +5604,18 @@
       </w:pPr>
       <w:r>
         <w:rPr>
-          <w:b/>
-          <w:bCs/>
+          <w:rFonts w:ascii="Aptos" w:hAnsi="Aptos" w:eastAsia="Aptos"/>
+          <w:b/>
+          <w:bCs/>
+          <w:sz w:val="21"/>
         </w:rPr>
         <w:t xml:space="preserve">Divide en equipos</w:t>
       </w:r>
       <w:r>
+        <w:rPr>
+          <w:rFonts w:ascii="Aptos" w:hAnsi="Aptos" w:eastAsia="Aptos"/>
+          <w:sz w:val="21"/>
+        </w:rPr>
         <w:t xml:space="preserve"> de 2-3 estudiantes si tienes pocos dispositivos.</w:t>
       </w:r>
     </w:p>
@@ -4805,12 +5629,18 @@
       </w:pPr>
       <w:r>
         <w:rPr>
-          <w:b/>
-          <w:bCs/>
+          <w:rFonts w:ascii="Aptos" w:hAnsi="Aptos" w:eastAsia="Aptos"/>
+          <w:b/>
+          <w:bCs/>
+          <w:sz w:val="21"/>
         </w:rPr>
         <w:t xml:space="preserve">Celebra cada nivel completado.</w:t>
       </w:r>
       <w:r>
+        <w:rPr>
+          <w:rFonts w:ascii="Aptos" w:hAnsi="Aptos" w:eastAsia="Aptos"/>
+          <w:sz w:val="21"/>
+        </w:rPr>
         <w:t xml:space="preserve"> La app muestra animaciones, pero tu entusiasmo suma.</w:t>
       </w:r>
     </w:p>
@@ -4824,12 +5654,18 @@
       </w:pPr>
       <w:r>
         <w:rPr>
-          <w:b/>
-          <w:bCs/>
+          <w:rFonts w:ascii="Aptos" w:hAnsi="Aptos" w:eastAsia="Aptos"/>
+          <w:b/>
+          <w:bCs/>
+          <w:sz w:val="21"/>
         </w:rPr>
         <w:t xml:space="preserve">En la pantalla final,</w:t>
       </w:r>
       <w:r>
+        <w:rPr>
+          <w:rFonts w:ascii="Aptos" w:hAnsi="Aptos" w:eastAsia="Aptos"/>
+          <w:sz w:val="21"/>
+        </w:rPr>
         <w:t xml:space="preserve"> dedica tiempo a que reflexionen sobre sus respuestas.</w:t>
       </w:r>
     </w:p>
@@ -4843,12 +5679,18 @@
       </w:pPr>
       <w:r>
         <w:rPr>
-          <w:b/>
-          <w:bCs/>
+          <w:rFonts w:ascii="Aptos" w:hAnsi="Aptos" w:eastAsia="Aptos"/>
+          <w:b/>
+          <w:bCs/>
+          <w:sz w:val="21"/>
         </w:rPr>
         <w:t xml:space="preserve">Descarga las tarjetas</w:t>
       </w:r>
       <w:r>
+        <w:rPr>
+          <w:rFonts w:ascii="Aptos" w:hAnsi="Aptos" w:eastAsia="Aptos"/>
+          <w:sz w:val="21"/>
+        </w:rPr>
         <w:t xml:space="preserve"> como recuerdo. Puedes imprimirlas la siguiente semana.</w:t>
       </w:r>
     </w:p>
@@ -4862,12 +5704,18 @@
       </w:pPr>
       <w:r>
         <w:rPr>
-          <w:b/>
-          <w:bCs/>
+          <w:rFonts w:ascii="Aptos" w:hAnsi="Aptos" w:eastAsia="Aptos"/>
+          <w:b/>
+          <w:bCs/>
+          <w:sz w:val="21"/>
         </w:rPr>
         <w:t xml:space="preserve">Para repetir</w:t>
       </w:r>
       <w:r>
+        <w:rPr>
+          <w:rFonts w:ascii="Aptos" w:hAnsi="Aptos" w:eastAsia="Aptos"/>
+          <w:sz w:val="21"/>
+        </w:rPr>
         <w:t xml:space="preserve"> con otro grupo, presiona "NUEVA MISIÓN" y vuelve a empezar.</w:t>
       </w:r>
     </w:p>
@@ -4881,11 +5729,19 @@
     </w:p>
     <w:p>
       <w:r>
+        <w:rPr>
+          <w:rFonts w:ascii="Aptos" w:hAnsi="Aptos" w:eastAsia="Aptos"/>
+          <w:sz w:val="21"/>
+        </w:rPr>
         <w:t xml:space="preserve">*Manual creado para ANTIVIRUS ADN — Identidad en Cristo*</w:t>
       </w:r>
     </w:p>
     <w:p>
       <w:r>
+        <w:rPr>
+          <w:rFonts w:ascii="Aptos" w:hAnsi="Aptos" w:eastAsia="Aptos"/>
+          <w:sz w:val="21"/>
+        </w:rPr>
         <w:t xml:space="preserve">*Para soporte técnico, revisa el README.md del proyecto.*</w:t>
       </w:r>
     </w:p>
